--- a/Homework/HW10/hw10-ch3_p15_xx_xx_xx.docx
+++ b/Homework/HW10/hw10-ch3_p15_xx_xx_xx.docx
@@ -1,6 +1,6 @@
 
 <file path=word/document.xml><?xml version="1.0" encoding="utf-8"?>
-<w:document xmlns:wpc="http://schemas.microsoft.com/office/word/2010/wordprocessingCanvas" xmlns:cx="http://schemas.microsoft.com/office/drawing/2014/chartex" xmlns:cx1="http://schemas.microsoft.com/office/drawing/2015/9/8/chartex" xmlns:mc="http://schemas.openxmlformats.org/markup-compatibility/2006" xmlns:o="urn:schemas-microsoft-com:office:office" xmlns:r="http://schemas.openxmlformats.org/officeDocument/2006/relationships" xmlns:m="http://schemas.openxmlformats.org/officeDocument/2006/math" xmlns:v="urn:schemas-microsoft-com:vml" xmlns:wp14="http://schemas.microsoft.com/office/word/2010/wordprocessingDrawing" xmlns:wp="http://schemas.openxmlformats.org/drawingml/2006/wordprocessingDrawing" xmlns:w10="urn:schemas-microsoft-com:office:word" xmlns:w="http://schemas.openxmlformats.org/wordprocessingml/2006/main" xmlns:w14="http://schemas.microsoft.com/office/word/2010/wordml" xmlns:w15="http://schemas.microsoft.com/office/word/2012/wordml" xmlns:w16se="http://schemas.microsoft.com/office/word/2015/wordml/symex" xmlns:wpg="http://schemas.microsoft.com/office/word/2010/wordprocessingGroup" xmlns:wpi="http://schemas.microsoft.com/office/word/2010/wordprocessingInk" xmlns:wne="http://schemas.microsoft.com/office/word/2006/wordml" xmlns:wps="http://schemas.microsoft.com/office/word/2010/wordprocessingShape" mc:Ignorable="w14 w15 w16se wp14">
+<w:document xmlns:wpc="http://schemas.microsoft.com/office/word/2010/wordprocessingCanvas" xmlns:cx="http://schemas.microsoft.com/office/drawing/2014/chartex" xmlns:cx1="http://schemas.microsoft.com/office/drawing/2015/9/8/chartex" xmlns:cx2="http://schemas.microsoft.com/office/drawing/2015/10/21/chartex" xmlns:cx3="http://schemas.microsoft.com/office/drawing/2016/5/9/chartex" xmlns:cx4="http://schemas.microsoft.com/office/drawing/2016/5/10/chartex" xmlns:cx5="http://schemas.microsoft.com/office/drawing/2016/5/11/chartex" xmlns:cx6="http://schemas.microsoft.com/office/drawing/2016/5/12/chartex" xmlns:cx7="http://schemas.microsoft.com/office/drawing/2016/5/13/chartex" xmlns:cx8="http://schemas.microsoft.com/office/drawing/2016/5/14/chartex" xmlns:mc="http://schemas.openxmlformats.org/markup-compatibility/2006" xmlns:aink="http://schemas.microsoft.com/office/drawing/2016/ink" xmlns:am3d="http://schemas.microsoft.com/office/drawing/2017/model3d" xmlns:o="urn:schemas-microsoft-com:office:office" xmlns:oel="http://schemas.microsoft.com/office/2019/extlst" xmlns:r="http://schemas.openxmlformats.org/officeDocument/2006/relationships" xmlns:m="http://schemas.openxmlformats.org/officeDocument/2006/math" xmlns:v="urn:schemas-microsoft-com:vml" xmlns:wp14="http://schemas.microsoft.com/office/word/2010/wordprocessingDrawing" xmlns:wp="http://schemas.openxmlformats.org/drawingml/2006/wordprocessingDrawing" xmlns:w10="urn:schemas-microsoft-com:office:word" xmlns:w="http://schemas.openxmlformats.org/wordprocessingml/2006/main" xmlns:w14="http://schemas.microsoft.com/office/word/2010/wordml" xmlns:w15="http://schemas.microsoft.com/office/word/2012/wordml" xmlns:w16cex="http://schemas.microsoft.com/office/word/2018/wordml/cex" xmlns:w16cid="http://schemas.microsoft.com/office/word/2016/wordml/cid" xmlns:w16="http://schemas.microsoft.com/office/word/2018/wordml" xmlns:w16du="http://schemas.microsoft.com/office/word/2023/wordml/word16du" xmlns:w16sdtdh="http://schemas.microsoft.com/office/word/2020/wordml/sdtdatahash" xmlns:w16sdtfl="http://schemas.microsoft.com/office/word/2024/wordml/sdtformatlock" xmlns:w16se="http://schemas.microsoft.com/office/word/2015/wordml/symex" xmlns:wpg="http://schemas.microsoft.com/office/word/2010/wordprocessingGroup" xmlns:wpi="http://schemas.microsoft.com/office/word/2010/wordprocessingInk" xmlns:wne="http://schemas.microsoft.com/office/word/2006/wordml" xmlns:wps="http://schemas.microsoft.com/office/word/2010/wordprocessingShape" mc:Ignorable="w14 w15 w16se w16cid w16 w16cex w16sdtdh w16sdtfl w16du wp14">
   <w:body>
     <w:p>
       <w:pPr>
@@ -22,7 +22,13 @@
         <w:t>NAME:</w:t>
       </w:r>
       <w:r>
-        <w:t xml:space="preserve"> ____________________________</w:t>
+        <w:t xml:space="preserve"> </w:t>
+      </w:r>
+      <w:r>
+        <w:t>Seth Ricks</w:t>
+      </w:r>
+      <w:r>
+        <w:tab/>
       </w:r>
       <w:r>
         <w:tab/>
@@ -148,12 +154,9 @@
         <w:ind w:left="720"/>
       </w:pPr>
       <w:r>
-        <w:t xml:space="preserve">In the following excerpts from a disassembled binary, </w:t>
+        <w:t xml:space="preserve">In the following excerpts from a disassembled binary, some of the information has been replaced by </w:t>
       </w:r>
       <w:proofErr w:type="gramStart"/>
-      <w:r>
-        <w:t xml:space="preserve">some of the information has been replaced by </w:t>
-      </w:r>
       <w:r>
         <w:rPr>
           <w:rFonts w:ascii="Courier" w:hAnsi="Courier" w:cs="Courier"/>
@@ -209,114 +212,647 @@
         <w:t>instruction below?</w:t>
       </w:r>
       <w:r>
-        <w:t xml:space="preserve">  [Note that the jump target </w:t>
+        <w:t xml:space="preserve">  [Note that the jump target is encoded in PC-relative form as a single byte two’s complement number.]</w:t>
+      </w:r>
+    </w:p>
+    <w:p>
+      <w:pPr>
+        <w:autoSpaceDE w:val="0"/>
+        <w:autoSpaceDN w:val="0"/>
+        <w:adjustRightInd w:val="0"/>
+        <w:ind w:left="180"/>
+      </w:pPr>
+    </w:p>
+    <w:p>
+      <w:pPr>
+        <w:autoSpaceDE w:val="0"/>
+        <w:autoSpaceDN w:val="0"/>
+        <w:adjustRightInd w:val="0"/>
+        <w:ind w:left="720"/>
+        <w:rPr>
+          <w:rFonts w:ascii="Courier" w:hAnsi="Courier" w:cs="Courier"/>
+        </w:rPr>
+      </w:pPr>
+      <w:r>
+        <w:rPr>
+          <w:rFonts w:ascii="Courier New" w:hAnsi="Courier New" w:cs="Courier New"/>
+        </w:rPr>
+        <w:t xml:space="preserve">    8048d1c:    76 da            </w:t>
+      </w:r>
+      <w:proofErr w:type="spellStart"/>
+      <w:r>
+        <w:rPr>
+          <w:rFonts w:ascii="Courier New" w:hAnsi="Courier New" w:cs="Courier New"/>
+        </w:rPr>
+        <w:t>jbe</w:t>
+      </w:r>
+      <w:proofErr w:type="spellEnd"/>
+      <w:r>
+        <w:rPr>
+          <w:rFonts w:ascii="Courier New" w:hAnsi="Courier New" w:cs="Courier New"/>
+        </w:rPr>
+        <w:t xml:space="preserve"> </w:t>
+      </w:r>
+      <w:r>
+        <w:rPr>
+          <w:rFonts w:ascii="Courier New" w:hAnsi="Courier New" w:cs="Courier New"/>
+          <w:highlight w:val="cyan"/>
+        </w:rPr>
+        <w:t>XXXXXXX</w:t>
+      </w:r>
+    </w:p>
+    <w:p>
+      <w:pPr>
+        <w:autoSpaceDE w:val="0"/>
+        <w:autoSpaceDN w:val="0"/>
+        <w:adjustRightInd w:val="0"/>
+        <w:ind w:left="720"/>
+        <w:rPr>
+          <w:rFonts w:ascii="Courier New" w:hAnsi="Courier New" w:cs="Courier New"/>
+        </w:rPr>
+      </w:pPr>
+      <w:r>
+        <w:rPr>
+          <w:rFonts w:ascii="Courier New" w:hAnsi="Courier New" w:cs="Courier New"/>
+        </w:rPr>
+        <w:t xml:space="preserve">    8048d1e:    </w:t>
+      </w:r>
+      <w:proofErr w:type="spellStart"/>
+      <w:r>
+        <w:rPr>
+          <w:rFonts w:ascii="Courier New" w:hAnsi="Courier New" w:cs="Courier New"/>
+        </w:rPr>
+        <w:t>eb</w:t>
+      </w:r>
+      <w:proofErr w:type="spellEnd"/>
+      <w:r>
+        <w:rPr>
+          <w:rFonts w:ascii="Courier New" w:hAnsi="Courier New" w:cs="Courier New"/>
+        </w:rPr>
+        <w:t xml:space="preserve"> 24            </w:t>
+      </w:r>
+      <w:proofErr w:type="spellStart"/>
+      <w:r>
+        <w:rPr>
+          <w:rFonts w:ascii="Courier New" w:hAnsi="Courier New" w:cs="Courier New"/>
+        </w:rPr>
+        <w:t>jmp</w:t>
+      </w:r>
+      <w:proofErr w:type="spellEnd"/>
+      <w:r>
+        <w:rPr>
+          <w:rFonts w:ascii="Courier New" w:hAnsi="Courier New" w:cs="Courier New"/>
+        </w:rPr>
+        <w:t xml:space="preserve"> 8048d44</w:t>
+      </w:r>
+    </w:p>
+    <w:p>
+      <w:pPr>
+        <w:autoSpaceDE w:val="0"/>
+        <w:autoSpaceDN w:val="0"/>
+        <w:adjustRightInd w:val="0"/>
+        <w:ind w:left="720"/>
+        <w:rPr>
+          <w:rFonts w:ascii="Courier" w:hAnsi="Courier" w:cs="Courier"/>
+        </w:rPr>
+      </w:pPr>
+    </w:p>
+    <w:p>
+      <w:pPr>
+        <w:autoSpaceDE w:val="0"/>
+        <w:autoSpaceDN w:val="0"/>
+        <w:adjustRightInd w:val="0"/>
+        <w:ind w:left="720"/>
+      </w:pPr>
+      <w:r>
+        <w:t>0x805d1c + 0x2(</w:t>
+      </w:r>
+      <w:r>
+        <w:t>PC</w:t>
+      </w:r>
+      <w:r>
+        <w:t>) +</w:t>
+      </w:r>
+      <w:r>
+        <w:t xml:space="preserve"> signed(0xda)</w:t>
+      </w:r>
+    </w:p>
+    <w:p>
+      <w:pPr>
+        <w:autoSpaceDE w:val="0"/>
+        <w:autoSpaceDN w:val="0"/>
+        <w:adjustRightInd w:val="0"/>
+        <w:ind w:left="720"/>
+      </w:pPr>
+      <w:r>
+        <w:t>1345</w:t>
+      </w:r>
+      <w:r>
+        <w:t>15996</w:t>
+      </w:r>
+      <w:r>
+        <w:rPr>
+          <w:vertAlign w:val="subscript"/>
+        </w:rPr>
+        <w:t>d</w:t>
+      </w:r>
+      <w:r>
+        <w:t xml:space="preserve"> + 2</w:t>
+      </w:r>
+      <w:r>
+        <w:rPr>
+          <w:vertAlign w:val="subscript"/>
+        </w:rPr>
+        <w:t>d</w:t>
+      </w:r>
+      <w:r>
+        <w:t xml:space="preserve"> + 11011010</w:t>
+      </w:r>
+      <w:r>
+        <w:rPr>
+          <w:vertAlign w:val="subscript"/>
+        </w:rPr>
+        <w:t>T</w:t>
+      </w:r>
+      <w:r>
+        <w:t xml:space="preserve"> = </w:t>
+      </w:r>
+      <w:r>
+        <w:t>134515996</w:t>
+      </w:r>
+      <w:r>
+        <w:rPr>
+          <w:vertAlign w:val="subscript"/>
+        </w:rPr>
+        <w:t>d</w:t>
+      </w:r>
+      <w:r>
+        <w:t xml:space="preserve"> + 2</w:t>
+      </w:r>
+      <w:r>
+        <w:rPr>
+          <w:vertAlign w:val="subscript"/>
+        </w:rPr>
+        <w:t>d</w:t>
+      </w:r>
+      <w:r>
+        <w:t xml:space="preserve"> </w:t>
+      </w:r>
+      <w:r>
+        <w:t xml:space="preserve">+ </w:t>
+      </w:r>
+      <w:r>
+        <w:t>-38</w:t>
+      </w:r>
+      <w:r>
+        <w:rPr>
+          <w:vertAlign w:val="subscript"/>
+        </w:rPr>
+        <w:t>d</w:t>
+      </w:r>
+      <w:r>
+        <w:rPr>
+          <w:vertAlign w:val="subscript"/>
+        </w:rPr>
+        <w:t xml:space="preserve"> </w:t>
+      </w:r>
+      <w:r>
+        <w:t>=</w:t>
+      </w:r>
+      <w:r>
+        <w:t xml:space="preserve"> 13451596</w:t>
+      </w:r>
+      <w:r>
+        <w:t>0</w:t>
+      </w:r>
+      <w:r>
+        <w:rPr>
+          <w:vertAlign w:val="subscript"/>
+        </w:rPr>
+        <w:t xml:space="preserve">d </w:t>
+      </w:r>
+      <w:r>
+        <w:t xml:space="preserve">= </w:t>
+      </w:r>
+      <w:r>
+        <w:t>0x8048</w:t>
+      </w:r>
+      <w:r>
+        <w:t>cf</w:t>
+      </w:r>
+      <w:r>
+        <w:t>8</w:t>
+      </w:r>
+    </w:p>
+    <w:p>
+      <w:pPr>
+        <w:autoSpaceDE w:val="0"/>
+        <w:autoSpaceDN w:val="0"/>
+        <w:adjustRightInd w:val="0"/>
+        <w:ind w:left="720"/>
+      </w:pPr>
+    </w:p>
+    <w:p>
+      <w:pPr>
+        <w:autoSpaceDE w:val="0"/>
+        <w:autoSpaceDN w:val="0"/>
+        <w:adjustRightInd w:val="0"/>
+        <w:ind w:left="720"/>
+        <w:rPr>
+          <w:rFonts w:ascii="Courier" w:hAnsi="Courier" w:cs="Courier"/>
+        </w:rPr>
+      </w:pPr>
+      <w:r>
+        <w:t xml:space="preserve">  Target: </w:t>
+      </w:r>
+      <w:r>
+        <w:rPr>
+          <w:highlight w:val="yellow"/>
+        </w:rPr>
+        <w:t>0x8048cf</w:t>
+      </w:r>
+      <w:r>
+        <w:rPr>
+          <w:highlight w:val="yellow"/>
+        </w:rPr>
+        <w:t>8</w:t>
+      </w:r>
+    </w:p>
+    <w:p>
+      <w:pPr>
+        <w:autoSpaceDE w:val="0"/>
+        <w:autoSpaceDN w:val="0"/>
+        <w:adjustRightInd w:val="0"/>
+        <w:ind w:left="720"/>
+        <w:rPr>
+          <w:rFonts w:ascii="Courier" w:hAnsi="Courier" w:cs="Courier"/>
+        </w:rPr>
+      </w:pPr>
+    </w:p>
+    <w:p>
+      <w:pPr>
+        <w:autoSpaceDE w:val="0"/>
+        <w:autoSpaceDN w:val="0"/>
+        <w:adjustRightInd w:val="0"/>
+        <w:ind w:left="720"/>
+      </w:pPr>
+      <w:r>
+        <w:t xml:space="preserve">B. What is the address of the </w:t>
+      </w:r>
+      <w:r>
+        <w:rPr>
+          <w:rFonts w:ascii="Courier" w:hAnsi="Courier" w:cs="Courier"/>
+        </w:rPr>
+        <w:t>mov</w:t>
+      </w:r>
+      <w:r>
+        <w:rPr>
+          <w:rFonts w:ascii="Courier" w:hAnsi="Courier" w:cs="Courier"/>
+        </w:rPr>
+        <w:t xml:space="preserve"> </w:t>
+      </w:r>
+      <w:r>
+        <w:t>instruction?   [Note that the jump target is encoded in PC-relative form as a single byte two’s complement number.]</w:t>
+      </w:r>
+    </w:p>
+    <w:p>
+      <w:pPr>
+        <w:autoSpaceDE w:val="0"/>
+        <w:autoSpaceDN w:val="0"/>
+        <w:adjustRightInd w:val="0"/>
+      </w:pPr>
+    </w:p>
+    <w:p>
+      <w:pPr>
+        <w:autoSpaceDE w:val="0"/>
+        <w:autoSpaceDN w:val="0"/>
+        <w:adjustRightInd w:val="0"/>
+        <w:ind w:left="720"/>
+        <w:rPr>
+          <w:rFonts w:ascii="Courier New" w:hAnsi="Courier New" w:cs="Courier New"/>
+        </w:rPr>
+      </w:pPr>
+      <w:r>
+        <w:rPr>
+          <w:rFonts w:ascii="Courier New" w:hAnsi="Courier New" w:cs="Courier New"/>
+        </w:rPr>
+        <w:t xml:space="preserve">    XXXXXXX:    </w:t>
+      </w:r>
+      <w:proofErr w:type="spellStart"/>
+      <w:r>
+        <w:rPr>
+          <w:rFonts w:ascii="Courier New" w:hAnsi="Courier New" w:cs="Courier New"/>
+        </w:rPr>
+        <w:t>eb</w:t>
+      </w:r>
+      <w:proofErr w:type="spellEnd"/>
+      <w:r>
+        <w:rPr>
+          <w:rFonts w:ascii="Courier New" w:hAnsi="Courier New" w:cs="Courier New"/>
+        </w:rPr>
+        <w:t xml:space="preserve"> 54            </w:t>
+      </w:r>
+      <w:proofErr w:type="spellStart"/>
+      <w:r>
+        <w:rPr>
+          <w:rFonts w:ascii="Courier New" w:hAnsi="Courier New" w:cs="Courier New"/>
+        </w:rPr>
+        <w:t>jmp</w:t>
+      </w:r>
+      <w:proofErr w:type="spellEnd"/>
+      <w:r>
+        <w:rPr>
+          <w:rFonts w:ascii="Courier New" w:hAnsi="Courier New" w:cs="Courier New"/>
+        </w:rPr>
+        <w:t xml:space="preserve"> 8048d44</w:t>
+      </w:r>
+    </w:p>
+    <w:p>
+      <w:pPr>
+        <w:ind w:left="720"/>
+        <w:rPr>
+          <w:rFonts w:ascii="Courier New" w:hAnsi="Courier New" w:cs="Courier New"/>
+        </w:rPr>
+      </w:pPr>
+      <w:r>
+        <w:rPr>
+          <w:rFonts w:ascii="Courier New" w:hAnsi="Courier New" w:cs="Courier New"/>
+        </w:rPr>
+        <w:t xml:space="preserve">    </w:t>
+      </w:r>
+      <w:r>
+        <w:rPr>
+          <w:rFonts w:ascii="Courier New" w:hAnsi="Courier New" w:cs="Courier New"/>
+          <w:highlight w:val="cyan"/>
+        </w:rPr>
+        <w:t>XXXXXXX</w:t>
+      </w:r>
+      <w:r>
+        <w:rPr>
+          <w:rFonts w:ascii="Courier New" w:hAnsi="Courier New" w:cs="Courier New"/>
+        </w:rPr>
+        <w:t>:    c7 45 f8 10 00   mov $0x10,0xfffffff8(%</w:t>
+      </w:r>
+      <w:proofErr w:type="spellStart"/>
+      <w:r>
+        <w:rPr>
+          <w:rFonts w:ascii="Courier New" w:hAnsi="Courier New" w:cs="Courier New"/>
+        </w:rPr>
+        <w:t>ebp</w:t>
+      </w:r>
+      <w:proofErr w:type="spellEnd"/>
+      <w:r>
+        <w:rPr>
+          <w:rFonts w:ascii="Courier New" w:hAnsi="Courier New" w:cs="Courier New"/>
+        </w:rPr>
+        <w:t>)</w:t>
+      </w:r>
+    </w:p>
+    <w:p>
+      <w:pPr>
+        <w:ind w:left="720"/>
+        <w:rPr>
+          <w:rFonts w:ascii="Courier" w:hAnsi="Courier" w:cs="Courier"/>
+        </w:rPr>
+      </w:pPr>
+    </w:p>
+    <w:p>
+      <w:pPr>
+        <w:autoSpaceDE w:val="0"/>
+        <w:autoSpaceDN w:val="0"/>
+        <w:adjustRightInd w:val="0"/>
+        <w:ind w:left="720"/>
+      </w:pPr>
+      <w:r>
+        <w:t>0xXXXXXXX</w:t>
+      </w:r>
+      <w:r>
+        <w:t xml:space="preserve"> + 0x2(PC) + signed(0x54) = 0x804</w:t>
+      </w:r>
+      <w:r>
+        <w:t>8d44</w:t>
+      </w:r>
+    </w:p>
+    <w:p>
+      <w:pPr>
+        <w:autoSpaceDE w:val="0"/>
+        <w:autoSpaceDN w:val="0"/>
+        <w:adjustRightInd w:val="0"/>
+        <w:ind w:left="720"/>
+      </w:pPr>
+      <w:r>
+        <w:t xml:space="preserve">0xXXXXXXX + 0x2(PC) + </w:t>
       </w:r>
       <w:proofErr w:type="gramStart"/>
       <w:r>
-        <w:t>is encoded</w:t>
+        <w:t>signed(</w:t>
       </w:r>
       <w:proofErr w:type="gramEnd"/>
       <w:r>
-        <w:t xml:space="preserve"> in PC-relative form as a single byte two’s complement number.]</w:t>
-      </w:r>
-    </w:p>
-    <w:p>
-      <w:pPr>
-        <w:autoSpaceDE w:val="0"/>
-        <w:autoSpaceDN w:val="0"/>
-        <w:adjustRightInd w:val="0"/>
-        <w:ind w:left="180"/>
-      </w:pPr>
-    </w:p>
-    <w:p>
-      <w:pPr>
-        <w:autoSpaceDE w:val="0"/>
-        <w:autoSpaceDN w:val="0"/>
-        <w:adjustRightInd w:val="0"/>
-        <w:ind w:left="720"/>
-        <w:rPr>
-          <w:rFonts w:ascii="Courier New" w:hAnsi="Courier New" w:cs="Courier New"/>
-        </w:rPr>
-      </w:pPr>
-      <w:r>
-        <w:rPr>
-          <w:rFonts w:ascii="Courier New" w:hAnsi="Courier New" w:cs="Courier New"/>
-        </w:rPr>
-        <w:t xml:space="preserve">    8048d1c:    </w:t>
-      </w:r>
+        <w:t>01010110)</w:t>
+      </w:r>
+      <w:r>
+        <w:t xml:space="preserve"> = 0x8048d44</w:t>
+      </w:r>
+    </w:p>
+    <w:p>
+      <w:pPr>
+        <w:autoSpaceDE w:val="0"/>
+        <w:autoSpaceDN w:val="0"/>
+        <w:adjustRightInd w:val="0"/>
+        <w:ind w:left="720"/>
+        <w:rPr>
+          <w:vertAlign w:val="subscript"/>
+        </w:rPr>
+      </w:pPr>
+      <w:r>
+        <w:t xml:space="preserve">0xXXXXXXX + </w:t>
+      </w:r>
+      <w:r>
+        <w:t>2</w:t>
+      </w:r>
+      <w:r>
+        <w:rPr>
+          <w:vertAlign w:val="subscript"/>
+        </w:rPr>
+        <w:t>d</w:t>
+      </w:r>
+      <w:r>
+        <w:t xml:space="preserve"> +</w:t>
+      </w:r>
+      <w:r>
+        <w:t xml:space="preserve"> 84</w:t>
+      </w:r>
+      <w:r>
+        <w:rPr>
+          <w:vertAlign w:val="subscript"/>
+        </w:rPr>
+        <w:t>d</w:t>
+      </w:r>
+      <w:r>
+        <w:t xml:space="preserve"> = </w:t>
+      </w:r>
+      <w:r>
+        <w:t>134516036</w:t>
+      </w:r>
+      <w:r>
+        <w:rPr>
+          <w:vertAlign w:val="subscript"/>
+        </w:rPr>
+        <w:t>d</w:t>
+      </w:r>
+    </w:p>
+    <w:p>
+      <w:pPr>
+        <w:autoSpaceDE w:val="0"/>
+        <w:autoSpaceDN w:val="0"/>
+        <w:adjustRightInd w:val="0"/>
+        <w:ind w:left="720"/>
+      </w:pPr>
+      <w:r>
+        <w:t>0xXXXXXXX</w:t>
+      </w:r>
+      <w:r>
+        <w:t xml:space="preserve"> = </w:t>
+      </w:r>
+      <w:r>
+        <w:t>134516036</w:t>
+      </w:r>
+      <w:r>
+        <w:rPr>
+          <w:vertAlign w:val="subscript"/>
+        </w:rPr>
+        <w:t>d</w:t>
+      </w:r>
+      <w:r>
+        <w:t xml:space="preserve"> – 84</w:t>
+      </w:r>
+      <w:r>
+        <w:rPr>
+          <w:vertAlign w:val="subscript"/>
+        </w:rPr>
+        <w:t>d</w:t>
+      </w:r>
+      <w:r>
+        <w:t xml:space="preserve"> – 2</w:t>
+      </w:r>
+      <w:r>
+        <w:rPr>
+          <w:vertAlign w:val="subscript"/>
+        </w:rPr>
+        <w:t>d</w:t>
+      </w:r>
+      <w:r>
+        <w:t xml:space="preserve"> = </w:t>
+      </w:r>
+      <w:r>
+        <w:t>134515950</w:t>
+      </w:r>
+      <w:r>
+        <w:rPr>
+          <w:vertAlign w:val="subscript"/>
+        </w:rPr>
+        <w:t>d</w:t>
+      </w:r>
+      <w:r>
+        <w:t xml:space="preserve"> = </w:t>
+      </w:r>
+      <w:r>
+        <w:t>0x</w:t>
+      </w:r>
+      <w:r>
+        <w:t>8048CEE</w:t>
+      </w:r>
+      <w:r>
+        <w:t xml:space="preserve"> (</w:t>
+      </w:r>
+      <w:proofErr w:type="spellStart"/>
+      <w:r>
+        <w:t>addr</w:t>
+      </w:r>
+      <w:proofErr w:type="spellEnd"/>
+      <w:r>
+        <w:t xml:space="preserve">. of </w:t>
+      </w:r>
+      <w:proofErr w:type="spellStart"/>
+      <w:r>
+        <w:t>jmp</w:t>
+      </w:r>
+      <w:proofErr w:type="spellEnd"/>
+      <w:r>
+        <w:t xml:space="preserve"> instr.)</w:t>
+      </w:r>
+    </w:p>
+    <w:p>
+      <w:pPr>
+        <w:autoSpaceDE w:val="0"/>
+        <w:autoSpaceDN w:val="0"/>
+        <w:adjustRightInd w:val="0"/>
+        <w:ind w:left="720"/>
+      </w:pPr>
+      <w:r>
+        <w:t>(</w:t>
+      </w:r>
+      <w:proofErr w:type="spellStart"/>
       <w:proofErr w:type="gramStart"/>
       <w:r>
-        <w:rPr>
-          <w:rFonts w:ascii="Courier New" w:hAnsi="Courier New" w:cs="Courier New"/>
-        </w:rPr>
-        <w:t>76 da</w:t>
-      </w:r>
+        <w:t>addr</w:t>
+      </w:r>
+      <w:proofErr w:type="spellEnd"/>
       <w:proofErr w:type="gramEnd"/>
       <w:r>
-        <w:rPr>
-          <w:rFonts w:ascii="Courier New" w:hAnsi="Courier New" w:cs="Courier New"/>
-        </w:rPr>
-        <w:t xml:space="preserve">            </w:t>
+        <w:t xml:space="preserve">. of mov </w:t>
       </w:r>
       <w:proofErr w:type="spellStart"/>
       <w:r>
-        <w:rPr>
-          <w:rFonts w:ascii="Courier New" w:hAnsi="Courier New" w:cs="Courier New"/>
-        </w:rPr>
-        <w:t>jbe</w:t>
+        <w:t>instr</w:t>
       </w:r>
       <w:proofErr w:type="spellEnd"/>
       <w:r>
-        <w:rPr>
-          <w:rFonts w:ascii="Courier New" w:hAnsi="Courier New" w:cs="Courier New"/>
-        </w:rPr>
-        <w:t xml:space="preserve"> XXXXXXX</w:t>
-      </w:r>
-    </w:p>
-    <w:p>
-      <w:pPr>
-        <w:autoSpaceDE w:val="0"/>
-        <w:autoSpaceDN w:val="0"/>
-        <w:adjustRightInd w:val="0"/>
-        <w:ind w:left="720"/>
-        <w:rPr>
-          <w:rFonts w:ascii="Courier New" w:hAnsi="Courier New" w:cs="Courier New"/>
-        </w:rPr>
-      </w:pPr>
-      <w:r>
-        <w:rPr>
-          <w:rFonts w:ascii="Courier New" w:hAnsi="Courier New" w:cs="Courier New"/>
-        </w:rPr>
-        <w:t xml:space="preserve">    8048d1e:    </w:t>
+        <w:t>) = (</w:t>
       </w:r>
       <w:proofErr w:type="spellStart"/>
       <w:r>
-        <w:rPr>
-          <w:rFonts w:ascii="Courier New" w:hAnsi="Courier New" w:cs="Courier New"/>
-        </w:rPr>
-        <w:t>eb</w:t>
+        <w:t>addr</w:t>
       </w:r>
       <w:proofErr w:type="spellEnd"/>
       <w:r>
-        <w:rPr>
-          <w:rFonts w:ascii="Courier New" w:hAnsi="Courier New" w:cs="Courier New"/>
-        </w:rPr>
-        <w:t xml:space="preserve"> 24            </w:t>
+        <w:t xml:space="preserve">. of </w:t>
       </w:r>
       <w:proofErr w:type="spellStart"/>
       <w:r>
-        <w:rPr>
-          <w:rFonts w:ascii="Courier New" w:hAnsi="Courier New" w:cs="Courier New"/>
-        </w:rPr>
         <w:t>jmp</w:t>
       </w:r>
       <w:proofErr w:type="spellEnd"/>
       <w:r>
-        <w:rPr>
-          <w:rFonts w:ascii="Courier New" w:hAnsi="Courier New" w:cs="Courier New"/>
-        </w:rPr>
-        <w:t xml:space="preserve"> 8048d44</w:t>
-      </w:r>
+        <w:t xml:space="preserve"> instr.) + 2</w:t>
+      </w:r>
+    </w:p>
+    <w:p>
+      <w:pPr>
+        <w:autoSpaceDE w:val="0"/>
+        <w:autoSpaceDN w:val="0"/>
+        <w:adjustRightInd w:val="0"/>
+        <w:ind w:left="720"/>
+      </w:pPr>
+      <w:r>
+        <w:t xml:space="preserve">= 0x8048CF0 </w:t>
+      </w:r>
+    </w:p>
+    <w:p>
+      <w:pPr>
+        <w:autoSpaceDE w:val="0"/>
+        <w:autoSpaceDN w:val="0"/>
+        <w:adjustRightInd w:val="0"/>
+      </w:pPr>
+    </w:p>
+    <w:p>
+      <w:pPr>
+        <w:autoSpaceDE w:val="0"/>
+        <w:autoSpaceDN w:val="0"/>
+        <w:adjustRightInd w:val="0"/>
+        <w:ind w:left="720"/>
+      </w:pPr>
     </w:p>
     <w:p>
       <w:pPr>
@@ -328,209 +864,15 @@
           <w:rFonts w:ascii="Courier" w:hAnsi="Courier" w:cs="Courier"/>
         </w:rPr>
       </w:pPr>
-    </w:p>
-    <w:p>
-      <w:pPr>
-        <w:autoSpaceDE w:val="0"/>
-        <w:autoSpaceDN w:val="0"/>
-        <w:adjustRightInd w:val="0"/>
-        <w:ind w:left="720"/>
-      </w:pPr>
-      <w:r>
-        <w:t xml:space="preserve">  Target: ___________________</w:t>
-      </w:r>
-    </w:p>
-    <w:p>
-      <w:pPr>
-        <w:autoSpaceDE w:val="0"/>
-        <w:autoSpaceDN w:val="0"/>
-        <w:adjustRightInd w:val="0"/>
-        <w:ind w:left="720"/>
-        <w:rPr>
-          <w:rFonts w:ascii="Courier" w:hAnsi="Courier" w:cs="Courier"/>
-        </w:rPr>
-      </w:pPr>
-    </w:p>
-    <w:p>
-      <w:pPr>
-        <w:autoSpaceDE w:val="0"/>
-        <w:autoSpaceDN w:val="0"/>
-        <w:adjustRightInd w:val="0"/>
-        <w:ind w:left="720"/>
-        <w:rPr>
-          <w:rFonts w:ascii="Courier" w:hAnsi="Courier" w:cs="Courier"/>
-        </w:rPr>
-      </w:pPr>
-    </w:p>
-    <w:p>
-      <w:pPr>
-        <w:autoSpaceDE w:val="0"/>
-        <w:autoSpaceDN w:val="0"/>
-        <w:adjustRightInd w:val="0"/>
-        <w:ind w:left="720"/>
-      </w:pPr>
-      <w:r>
-        <w:t xml:space="preserve">B. What is the address of the </w:t>
-      </w:r>
-      <w:proofErr w:type="spellStart"/>
-      <w:r>
-        <w:rPr>
-          <w:rFonts w:ascii="Courier" w:hAnsi="Courier" w:cs="Courier"/>
-        </w:rPr>
-        <w:t>mov</w:t>
-      </w:r>
-      <w:proofErr w:type="spellEnd"/>
-      <w:r>
-        <w:rPr>
-          <w:rFonts w:ascii="Courier" w:hAnsi="Courier" w:cs="Courier"/>
-        </w:rPr>
-        <w:t xml:space="preserve"> </w:t>
-      </w:r>
-      <w:r>
-        <w:t xml:space="preserve">instruction?   [Note that the jump target </w:t>
-      </w:r>
-      <w:proofErr w:type="gramStart"/>
-      <w:r>
-        <w:t>is encoded</w:t>
-      </w:r>
-      <w:proofErr w:type="gramEnd"/>
-      <w:r>
-        <w:t xml:space="preserve"> in PC-relative form as a single byte two’s complement number.]</w:t>
-      </w:r>
-    </w:p>
-    <w:p>
-      <w:pPr>
-        <w:autoSpaceDE w:val="0"/>
-        <w:autoSpaceDN w:val="0"/>
-        <w:adjustRightInd w:val="0"/>
-      </w:pPr>
-    </w:p>
-    <w:p>
-      <w:pPr>
-        <w:autoSpaceDE w:val="0"/>
-        <w:autoSpaceDN w:val="0"/>
-        <w:adjustRightInd w:val="0"/>
-        <w:ind w:left="720"/>
-        <w:rPr>
-          <w:rFonts w:ascii="Courier New" w:hAnsi="Courier New" w:cs="Courier New"/>
-        </w:rPr>
-      </w:pPr>
-      <w:r>
-        <w:rPr>
-          <w:rFonts w:ascii="Courier New" w:hAnsi="Courier New" w:cs="Courier New"/>
-        </w:rPr>
-        <w:t xml:space="preserve">    XXXXXXX:    </w:t>
-      </w:r>
-      <w:proofErr w:type="spellStart"/>
-      <w:r>
-        <w:rPr>
-          <w:rFonts w:ascii="Courier New" w:hAnsi="Courier New" w:cs="Courier New"/>
-        </w:rPr>
-        <w:t>eb</w:t>
-      </w:r>
-      <w:proofErr w:type="spellEnd"/>
-      <w:r>
-        <w:rPr>
-          <w:rFonts w:ascii="Courier New" w:hAnsi="Courier New" w:cs="Courier New"/>
-        </w:rPr>
-        <w:t xml:space="preserve"> 54            </w:t>
-      </w:r>
-      <w:proofErr w:type="spellStart"/>
-      <w:r>
-        <w:rPr>
-          <w:rFonts w:ascii="Courier New" w:hAnsi="Courier New" w:cs="Courier New"/>
-        </w:rPr>
-        <w:t>jmp</w:t>
-      </w:r>
-      <w:proofErr w:type="spellEnd"/>
-      <w:r>
-        <w:rPr>
-          <w:rFonts w:ascii="Courier New" w:hAnsi="Courier New" w:cs="Courier New"/>
-        </w:rPr>
-        <w:t xml:space="preserve"> 8048d44</w:t>
-      </w:r>
-    </w:p>
-    <w:p>
-      <w:pPr>
-        <w:ind w:left="720"/>
-        <w:rPr>
-          <w:rFonts w:ascii="Courier New" w:hAnsi="Courier New" w:cs="Courier New"/>
-        </w:rPr>
-      </w:pPr>
-      <w:r>
-        <w:rPr>
-          <w:rFonts w:ascii="Courier New" w:hAnsi="Courier New" w:cs="Courier New"/>
-        </w:rPr>
-        <w:t xml:space="preserve">    XXXXXXX:    c7 45 f8 10 00   </w:t>
-      </w:r>
-      <w:proofErr w:type="spellStart"/>
-      <w:r>
-        <w:rPr>
-          <w:rFonts w:ascii="Courier New" w:hAnsi="Courier New" w:cs="Courier New"/>
-        </w:rPr>
-        <w:t>mov</w:t>
-      </w:r>
-      <w:proofErr w:type="spellEnd"/>
-      <w:r>
-        <w:rPr>
-          <w:rFonts w:ascii="Courier New" w:hAnsi="Courier New" w:cs="Courier New"/>
-        </w:rPr>
-        <w:t xml:space="preserve"> $0x10</w:t>
-      </w:r>
-      <w:proofErr w:type="gramStart"/>
-      <w:r>
-        <w:rPr>
-          <w:rFonts w:ascii="Courier New" w:hAnsi="Courier New" w:cs="Courier New"/>
-        </w:rPr>
-        <w:t>,0xfffffff8</w:t>
-      </w:r>
-      <w:proofErr w:type="gramEnd"/>
-      <w:r>
-        <w:rPr>
-          <w:rFonts w:ascii="Courier New" w:hAnsi="Courier New" w:cs="Courier New"/>
-        </w:rPr>
-        <w:t>(%</w:t>
-      </w:r>
-      <w:proofErr w:type="spellStart"/>
-      <w:r>
-        <w:rPr>
-          <w:rFonts w:ascii="Courier New" w:hAnsi="Courier New" w:cs="Courier New"/>
-        </w:rPr>
-        <w:t>ebp</w:t>
-      </w:r>
-      <w:proofErr w:type="spellEnd"/>
-      <w:r>
-        <w:rPr>
-          <w:rFonts w:ascii="Courier New" w:hAnsi="Courier New" w:cs="Courier New"/>
-        </w:rPr>
-        <w:t>)</w:t>
-      </w:r>
-    </w:p>
-    <w:p>
-      <w:pPr>
-        <w:ind w:left="720"/>
-        <w:rPr>
-          <w:rFonts w:ascii="Courier" w:hAnsi="Courier" w:cs="Courier"/>
-        </w:rPr>
-      </w:pPr>
-    </w:p>
-    <w:p>
-      <w:pPr>
-        <w:autoSpaceDE w:val="0"/>
-        <w:autoSpaceDN w:val="0"/>
-        <w:adjustRightInd w:val="0"/>
-        <w:ind w:left="720"/>
-      </w:pPr>
-      <w:r>
-        <w:t xml:space="preserve">  Address: __________________</w:t>
-      </w:r>
-    </w:p>
-    <w:p>
-      <w:pPr>
-        <w:rPr>
-          <w:rFonts w:ascii="Courier" w:hAnsi="Courier" w:cs="Courier"/>
-        </w:rPr>
-      </w:pPr>
+      <w:r>
+        <w:t xml:space="preserve">Address: </w:t>
+      </w:r>
+      <w:r>
+        <w:rPr>
+          <w:highlight w:val="yellow"/>
+        </w:rPr>
+        <w:t>0x8048CF0</w:t>
+      </w:r>
     </w:p>
     <w:p>
       <w:pPr>
@@ -548,9 +890,9 @@
       </w:pPr>
     </w:p>
     <w:p>
-      <w:pPr>
-        <w:ind w:firstLine="720"/>
-      </w:pPr>
+      <w:r>
+        <w:br w:type="page"/>
+      </w:r>
     </w:p>
     <w:p>
       <w:pPr>
@@ -567,6 +909,7 @@
         <w:rPr>
           <w:b/>
         </w:rPr>
+        <w:lastRenderedPageBreak/>
         <w:t xml:space="preserve">(3) </w:t>
       </w:r>
       <w:r>
@@ -585,6 +928,7 @@
       <w:r>
         <w:rPr>
           <w:b/>
+          <w:highlight w:val="yellow"/>
         </w:rPr>
         <w:t>T</w:t>
       </w:r>
@@ -613,55 +957,54 @@
         <w:t>F</w:t>
       </w:r>
       <w:r>
+        <w:t xml:space="preserve">   The x86-64 machine code provides two basic low-level mechanisms for implementing conditional behavior: it tests data values and then alters either the control flow or the data flow based on the results of these tests.</w:t>
+      </w:r>
+    </w:p>
+    <w:p>
+      <w:pPr>
+        <w:ind w:left="720"/>
+      </w:pPr>
+    </w:p>
+    <w:p>
+      <w:pPr>
+        <w:ind w:left="720"/>
+      </w:pPr>
+      <w:r>
+        <w:rPr>
+          <w:b/>
+        </w:rPr>
+        <w:t>T</w:t>
+      </w:r>
+      <w:r>
+        <w:rPr>
+          <w:b/>
+        </w:rPr>
+        <w:t xml:space="preserve"> </w:t>
+      </w:r>
+      <w:r>
+        <w:rPr>
+          <w:b/>
+        </w:rPr>
+        <w:t>/</w:t>
+      </w:r>
+      <w:r>
+        <w:rPr>
+          <w:b/>
+        </w:rPr>
+        <w:t xml:space="preserve"> </w:t>
+      </w:r>
+      <w:r>
+        <w:rPr>
+          <w:b/>
+          <w:highlight w:val="yellow"/>
+        </w:rPr>
+        <w:t>F</w:t>
+      </w:r>
+      <w:r>
+        <w:rPr>
+          <w:b/>
+        </w:rPr>
         <w:t xml:space="preserve">   </w:t>
-      </w:r>
-      <w:proofErr w:type="gramStart"/>
-      <w:r>
-        <w:t>The</w:t>
-      </w:r>
-      <w:proofErr w:type="gramEnd"/>
-      <w:r>
-        <w:t xml:space="preserve"> x86-64 machine code provides two basic low-level mechanisms for implementing conditional behavior: it tests data values and then alters either the control flow or the data flow based on the results of these tests.</w:t>
-      </w:r>
-    </w:p>
-    <w:p>
-      <w:pPr>
-        <w:ind w:left="720"/>
-      </w:pPr>
-    </w:p>
-    <w:p>
-      <w:pPr>
-        <w:ind w:left="720"/>
-      </w:pPr>
-      <w:r>
-        <w:rPr>
-          <w:b/>
-        </w:rPr>
-        <w:t>T</w:t>
-      </w:r>
-      <w:r>
-        <w:rPr>
-          <w:b/>
-        </w:rPr>
-        <w:t xml:space="preserve"> </w:t>
-      </w:r>
-      <w:r>
-        <w:rPr>
-          <w:b/>
-        </w:rPr>
-        <w:t>/</w:t>
-      </w:r>
-      <w:r>
-        <w:rPr>
-          <w:b/>
-        </w:rPr>
-        <w:t xml:space="preserve"> </w:t>
-      </w:r>
-      <w:r>
-        <w:rPr>
-          <w:b/>
-        </w:rPr>
-        <w:t xml:space="preserve">F   </w:t>
       </w:r>
       <w:r>
         <w:t>Compare (</w:t>
@@ -696,6 +1039,7 @@
       <w:r>
         <w:rPr>
           <w:b/>
+          <w:highlight w:val="yellow"/>
         </w:rPr>
         <w:t>T</w:t>
       </w:r>
@@ -819,11 +1163,16 @@
         <w:adjustRightInd w:val="0"/>
         <w:ind w:left="720"/>
       </w:pPr>
-      <w:r>
-        <w:t>#define OP ___</w:t>
-      </w:r>
       <w:proofErr w:type="gramStart"/>
       <w:r>
+        <w:t>#define</w:t>
+      </w:r>
+      <w:proofErr w:type="gramEnd"/>
+      <w:r>
+        <w:t xml:space="preserve"> OP ___</w:t>
+      </w:r>
+      <w:proofErr w:type="gramStart"/>
+      <w:r>
         <w:t>_  /</w:t>
       </w:r>
       <w:proofErr w:type="gramEnd"/>
@@ -846,214 +1195,188 @@
         <w:adjustRightInd w:val="0"/>
         <w:ind w:left="720"/>
       </w:pPr>
-      <w:proofErr w:type="gramStart"/>
-      <w:r>
-        <w:t>long</w:t>
-      </w:r>
-      <w:proofErr w:type="gramEnd"/>
-      <w:r>
-        <w:t xml:space="preserve"> </w:t>
-      </w:r>
-      <w:proofErr w:type="spellStart"/>
-      <w:r>
-        <w:t>arith</w:t>
-      </w:r>
-      <w:proofErr w:type="spellEnd"/>
-      <w:r>
-        <w:t>(long x) {</w:t>
-      </w:r>
-    </w:p>
-    <w:p>
-      <w:pPr>
-        <w:autoSpaceDE w:val="0"/>
-        <w:autoSpaceDN w:val="0"/>
-        <w:adjustRightInd w:val="0"/>
-        <w:ind w:left="720"/>
-      </w:pPr>
-      <w:r>
-        <w:t xml:space="preserve">    </w:t>
-      </w:r>
-      <w:proofErr w:type="gramStart"/>
-      <w:r>
-        <w:t>return</w:t>
-      </w:r>
-      <w:proofErr w:type="gramEnd"/>
-      <w:r>
-        <w:t xml:space="preserve"> x OP 8;</w:t>
-      </w:r>
-    </w:p>
-    <w:p>
-      <w:pPr>
-        <w:autoSpaceDE w:val="0"/>
-        <w:autoSpaceDN w:val="0"/>
-        <w:adjustRightInd w:val="0"/>
-        <w:ind w:left="720"/>
-      </w:pPr>
-    </w:p>
-    <w:p>
-      <w:pPr>
-        <w:autoSpaceDE w:val="0"/>
-        <w:autoSpaceDN w:val="0"/>
-        <w:adjustRightInd w:val="0"/>
-        <w:ind w:left="720"/>
-      </w:pPr>
-      <w:r>
-        <w:t>When compiled, GCC generates the following assembly code:</w:t>
-      </w:r>
-    </w:p>
-    <w:p>
-      <w:pPr>
-        <w:autoSpaceDE w:val="0"/>
-        <w:autoSpaceDN w:val="0"/>
-        <w:adjustRightInd w:val="0"/>
-        <w:ind w:left="720"/>
-      </w:pPr>
-    </w:p>
-    <w:p>
-      <w:pPr>
-        <w:autoSpaceDE w:val="0"/>
-        <w:autoSpaceDN w:val="0"/>
-        <w:adjustRightInd w:val="0"/>
-        <w:ind w:left="720"/>
-        <w:rPr>
-          <w:i/>
-        </w:rPr>
-      </w:pPr>
-      <w:r>
-        <w:rPr>
-          <w:i/>
-        </w:rPr>
-        <w:t xml:space="preserve">  </w:t>
-      </w:r>
-      <w:proofErr w:type="gramStart"/>
-      <w:r>
-        <w:rPr>
-          <w:i/>
-        </w:rPr>
-        <w:t>long</w:t>
-      </w:r>
-      <w:proofErr w:type="gramEnd"/>
-      <w:r>
-        <w:rPr>
-          <w:i/>
-        </w:rPr>
-        <w:t xml:space="preserve"> </w:t>
-      </w:r>
-      <w:proofErr w:type="spellStart"/>
-      <w:r>
-        <w:rPr>
-          <w:i/>
-        </w:rPr>
-        <w:t>arith</w:t>
-      </w:r>
-      <w:proofErr w:type="spellEnd"/>
-      <w:r>
-        <w:rPr>
-          <w:i/>
-        </w:rPr>
-        <w:t>(long x)</w:t>
-      </w:r>
-    </w:p>
-    <w:p>
-      <w:pPr>
-        <w:autoSpaceDE w:val="0"/>
-        <w:autoSpaceDN w:val="0"/>
-        <w:adjustRightInd w:val="0"/>
-        <w:ind w:left="720"/>
-        <w:rPr>
-          <w:i/>
-        </w:rPr>
-      </w:pPr>
-      <w:r>
-        <w:rPr>
-          <w:i/>
-        </w:rPr>
-        <w:t xml:space="preserve">  </w:t>
-      </w:r>
-      <w:proofErr w:type="gramStart"/>
-      <w:r>
-        <w:rPr>
-          <w:i/>
-        </w:rPr>
-        <w:t>x</w:t>
-      </w:r>
-      <w:proofErr w:type="gramEnd"/>
-      <w:r>
-        <w:rPr>
-          <w:i/>
-        </w:rPr>
-        <w:t xml:space="preserve"> in %</w:t>
-      </w:r>
-      <w:proofErr w:type="spellStart"/>
-      <w:r>
-        <w:rPr>
-          <w:i/>
-        </w:rPr>
-        <w:t>rdi</w:t>
-      </w:r>
-      <w:proofErr w:type="spellEnd"/>
-    </w:p>
-    <w:p>
-      <w:pPr>
-        <w:autoSpaceDE w:val="0"/>
-        <w:autoSpaceDN w:val="0"/>
-        <w:adjustRightInd w:val="0"/>
-        <w:ind w:left="720"/>
-      </w:pPr>
-    </w:p>
-    <w:p>
-      <w:pPr>
-        <w:autoSpaceDE w:val="0"/>
-        <w:autoSpaceDN w:val="0"/>
-        <w:adjustRightInd w:val="0"/>
-        <w:ind w:left="720"/>
-        <w:rPr>
-          <w:rFonts w:ascii="Courier New" w:hAnsi="Courier New" w:cs="Courier New"/>
-        </w:rPr>
-      </w:pPr>
+      <w:r>
+        <w:t xml:space="preserve">long </w:t>
+      </w:r>
       <w:proofErr w:type="spellStart"/>
       <w:proofErr w:type="gramStart"/>
       <w:r>
-        <w:rPr>
-          <w:rFonts w:ascii="Courier New" w:hAnsi="Courier New" w:cs="Courier New"/>
-        </w:rPr>
         <w:t>arith</w:t>
       </w:r>
       <w:proofErr w:type="spellEnd"/>
+      <w:r>
+        <w:t>(</w:t>
+      </w:r>
       <w:proofErr w:type="gramEnd"/>
       <w:r>
-        <w:rPr>
-          <w:rFonts w:ascii="Courier New" w:hAnsi="Courier New" w:cs="Courier New"/>
-        </w:rPr>
-        <w:t>:</w:t>
-      </w:r>
-    </w:p>
-    <w:p>
-      <w:pPr>
-        <w:autoSpaceDE w:val="0"/>
-        <w:autoSpaceDN w:val="0"/>
-        <w:adjustRightInd w:val="0"/>
-        <w:ind w:left="720"/>
-        <w:rPr>
-          <w:rFonts w:ascii="Courier New" w:hAnsi="Courier New" w:cs="Courier New"/>
-        </w:rPr>
-      </w:pPr>
-      <w:r>
-        <w:rPr>
-          <w:rFonts w:ascii="Courier New" w:hAnsi="Courier New" w:cs="Courier New"/>
-        </w:rPr>
-        <w:t xml:space="preserve">  </w:t>
+        <w:t>long x) {</w:t>
+      </w:r>
+    </w:p>
+    <w:p>
+      <w:pPr>
+        <w:autoSpaceDE w:val="0"/>
+        <w:autoSpaceDN w:val="0"/>
+        <w:adjustRightInd w:val="0"/>
+        <w:ind w:left="720"/>
+      </w:pPr>
+      <w:r>
+        <w:t xml:space="preserve">    return x OP </w:t>
+      </w:r>
+      <w:proofErr w:type="gramStart"/>
+      <w:r>
+        <w:t>8;</w:t>
+      </w:r>
+      <w:proofErr w:type="gramEnd"/>
+    </w:p>
+    <w:p>
+      <w:pPr>
+        <w:autoSpaceDE w:val="0"/>
+        <w:autoSpaceDN w:val="0"/>
+        <w:adjustRightInd w:val="0"/>
+        <w:ind w:left="720"/>
+      </w:pPr>
+    </w:p>
+    <w:p>
+      <w:pPr>
+        <w:autoSpaceDE w:val="0"/>
+        <w:autoSpaceDN w:val="0"/>
+        <w:adjustRightInd w:val="0"/>
+        <w:ind w:left="720"/>
+      </w:pPr>
+      <w:r>
+        <w:t>When compiled, GCC generates the following assembly code:</w:t>
+      </w:r>
+    </w:p>
+    <w:p>
+      <w:pPr>
+        <w:autoSpaceDE w:val="0"/>
+        <w:autoSpaceDN w:val="0"/>
+        <w:adjustRightInd w:val="0"/>
+        <w:ind w:left="720"/>
+      </w:pPr>
+    </w:p>
+    <w:p>
+      <w:pPr>
+        <w:autoSpaceDE w:val="0"/>
+        <w:autoSpaceDN w:val="0"/>
+        <w:adjustRightInd w:val="0"/>
+        <w:ind w:left="720"/>
+        <w:rPr>
+          <w:i/>
+        </w:rPr>
+      </w:pPr>
+      <w:r>
+        <w:rPr>
+          <w:i/>
+        </w:rPr>
+        <w:t xml:space="preserve">  long </w:t>
       </w:r>
       <w:proofErr w:type="spellStart"/>
       <w:proofErr w:type="gramStart"/>
       <w:r>
         <w:rPr>
+          <w:i/>
+        </w:rPr>
+        <w:t>arith</w:t>
+      </w:r>
+      <w:proofErr w:type="spellEnd"/>
+      <w:r>
+        <w:rPr>
+          <w:i/>
+        </w:rPr>
+        <w:t>(</w:t>
+      </w:r>
+      <w:proofErr w:type="gramEnd"/>
+      <w:r>
+        <w:rPr>
+          <w:i/>
+        </w:rPr>
+        <w:t>long x)</w:t>
+      </w:r>
+    </w:p>
+    <w:p>
+      <w:pPr>
+        <w:autoSpaceDE w:val="0"/>
+        <w:autoSpaceDN w:val="0"/>
+        <w:adjustRightInd w:val="0"/>
+        <w:ind w:left="720"/>
+        <w:rPr>
+          <w:i/>
+        </w:rPr>
+      </w:pPr>
+      <w:r>
+        <w:rPr>
+          <w:i/>
+        </w:rPr>
+        <w:t xml:space="preserve">  x in %</w:t>
+      </w:r>
+      <w:proofErr w:type="spellStart"/>
+      <w:r>
+        <w:rPr>
+          <w:i/>
+        </w:rPr>
+        <w:t>rdi</w:t>
+      </w:r>
+      <w:proofErr w:type="spellEnd"/>
+    </w:p>
+    <w:p>
+      <w:pPr>
+        <w:autoSpaceDE w:val="0"/>
+        <w:autoSpaceDN w:val="0"/>
+        <w:adjustRightInd w:val="0"/>
+        <w:ind w:left="720"/>
+      </w:pPr>
+    </w:p>
+    <w:p>
+      <w:pPr>
+        <w:autoSpaceDE w:val="0"/>
+        <w:autoSpaceDN w:val="0"/>
+        <w:adjustRightInd w:val="0"/>
+        <w:ind w:left="720"/>
+        <w:rPr>
+          <w:rFonts w:ascii="Courier New" w:hAnsi="Courier New" w:cs="Courier New"/>
+        </w:rPr>
+      </w:pPr>
+      <w:proofErr w:type="spellStart"/>
+      <w:r>
+        <w:rPr>
+          <w:rFonts w:ascii="Courier New" w:hAnsi="Courier New" w:cs="Courier New"/>
+        </w:rPr>
+        <w:t>arith</w:t>
+      </w:r>
+      <w:proofErr w:type="spellEnd"/>
+      <w:r>
+        <w:rPr>
+          <w:rFonts w:ascii="Courier New" w:hAnsi="Courier New" w:cs="Courier New"/>
+        </w:rPr>
+        <w:t>:</w:t>
+      </w:r>
+    </w:p>
+    <w:p>
+      <w:pPr>
+        <w:autoSpaceDE w:val="0"/>
+        <w:autoSpaceDN w:val="0"/>
+        <w:adjustRightInd w:val="0"/>
+        <w:ind w:left="720"/>
+        <w:rPr>
+          <w:rFonts w:ascii="Courier New" w:hAnsi="Courier New" w:cs="Courier New"/>
+          <w:highlight w:val="yellow"/>
+        </w:rPr>
+      </w:pPr>
+      <w:r>
+        <w:rPr>
+          <w:rFonts w:ascii="Courier New" w:hAnsi="Courier New" w:cs="Courier New"/>
+        </w:rPr>
+        <w:t xml:space="preserve">  </w:t>
+      </w:r>
+      <w:proofErr w:type="spellStart"/>
+      <w:r>
+        <w:rPr>
           <w:rFonts w:ascii="Courier New" w:hAnsi="Courier New" w:cs="Courier New"/>
         </w:rPr>
         <w:t>leaq</w:t>
       </w:r>
       <w:proofErr w:type="spellEnd"/>
-      <w:proofErr w:type="gramEnd"/>
       <w:r>
         <w:rPr>
           <w:rFonts w:ascii="Courier New" w:hAnsi="Courier New" w:cs="Courier New"/>
@@ -1088,17 +1411,48 @@
           <w:rFonts w:ascii="Courier New" w:hAnsi="Courier New" w:cs="Courier New"/>
         </w:rPr>
         <w:tab/>
-        <w:t># ___________________</w:t>
-      </w:r>
-    </w:p>
-    <w:p>
-      <w:pPr>
-        <w:autoSpaceDE w:val="0"/>
-        <w:autoSpaceDN w:val="0"/>
-        <w:adjustRightInd w:val="0"/>
-        <w:ind w:left="720"/>
-        <w:rPr>
-          <w:rFonts w:ascii="Courier New" w:hAnsi="Courier New" w:cs="Courier New"/>
+        <w:t xml:space="preserve"># </w:t>
+      </w:r>
+      <w:r>
+        <w:rPr>
+          <w:rFonts w:ascii="Courier New" w:hAnsi="Courier New" w:cs="Courier New"/>
+          <w:highlight w:val="yellow"/>
+        </w:rPr>
+        <w:t>add 7 to x, store</w:t>
+      </w:r>
+      <w:r>
+        <w:rPr>
+          <w:rFonts w:ascii="Courier New" w:hAnsi="Courier New" w:cs="Courier New"/>
+          <w:highlight w:val="yellow"/>
+        </w:rPr>
+        <w:t xml:space="preserve"> </w:t>
+      </w:r>
+      <w:r>
+        <w:rPr>
+          <w:rFonts w:ascii="Courier New" w:hAnsi="Courier New" w:cs="Courier New"/>
+          <w:highlight w:val="yellow"/>
+        </w:rPr>
+        <w:t xml:space="preserve">in </w:t>
+      </w:r>
+      <w:proofErr w:type="spellStart"/>
+      <w:r>
+        <w:rPr>
+          <w:rFonts w:ascii="Courier New" w:hAnsi="Courier New" w:cs="Courier New"/>
+          <w:highlight w:val="yellow"/>
+        </w:rPr>
+        <w:t>rax</w:t>
+      </w:r>
+      <w:proofErr w:type="spellEnd"/>
+    </w:p>
+    <w:p>
+      <w:pPr>
+        <w:autoSpaceDE w:val="0"/>
+        <w:autoSpaceDN w:val="0"/>
+        <w:adjustRightInd w:val="0"/>
+        <w:ind w:left="720"/>
+        <w:rPr>
+          <w:rFonts w:ascii="Courier New" w:hAnsi="Courier New" w:cs="Courier New"/>
+          <w:highlight w:val="yellow"/>
         </w:rPr>
       </w:pPr>
       <w:r>
@@ -1106,6 +1460,106 @@
           <w:rFonts w:ascii="Courier New" w:hAnsi="Courier New" w:cs="Courier New"/>
         </w:rPr>
         <w:t xml:space="preserve">  </w:t>
+      </w:r>
+      <w:proofErr w:type="spellStart"/>
+      <w:r>
+        <w:rPr>
+          <w:rFonts w:ascii="Courier New" w:hAnsi="Courier New" w:cs="Courier New"/>
+        </w:rPr>
+        <w:t>testq</w:t>
+      </w:r>
+      <w:proofErr w:type="spellEnd"/>
+      <w:r>
+        <w:rPr>
+          <w:rFonts w:ascii="Courier New" w:hAnsi="Courier New" w:cs="Courier New"/>
+        </w:rPr>
+        <w:tab/>
+        <w:t>%</w:t>
+      </w:r>
+      <w:proofErr w:type="spellStart"/>
+      <w:r>
+        <w:rPr>
+          <w:rFonts w:ascii="Courier New" w:hAnsi="Courier New" w:cs="Courier New"/>
+        </w:rPr>
+        <w:t>rdi</w:t>
+      </w:r>
+      <w:proofErr w:type="spellEnd"/>
+      <w:r>
+        <w:rPr>
+          <w:rFonts w:ascii="Courier New" w:hAnsi="Courier New" w:cs="Courier New"/>
+        </w:rPr>
+        <w:t>, %</w:t>
+      </w:r>
+      <w:proofErr w:type="spellStart"/>
+      <w:r>
+        <w:rPr>
+          <w:rFonts w:ascii="Courier New" w:hAnsi="Courier New" w:cs="Courier New"/>
+        </w:rPr>
+        <w:t>rdi</w:t>
+      </w:r>
+      <w:proofErr w:type="spellEnd"/>
+      <w:r>
+        <w:rPr>
+          <w:rFonts w:ascii="Courier New" w:hAnsi="Courier New" w:cs="Courier New"/>
+        </w:rPr>
+        <w:tab/>
+        <w:t xml:space="preserve"># </w:t>
+      </w:r>
+      <w:r>
+        <w:rPr>
+          <w:rFonts w:ascii="Courier New" w:hAnsi="Courier New" w:cs="Courier New"/>
+          <w:highlight w:val="yellow"/>
+        </w:rPr>
+        <w:t xml:space="preserve">AND </w:t>
+      </w:r>
+      <w:proofErr w:type="spellStart"/>
+      <w:r>
+        <w:rPr>
+          <w:rFonts w:ascii="Courier New" w:hAnsi="Courier New" w:cs="Courier New"/>
+          <w:highlight w:val="yellow"/>
+        </w:rPr>
+        <w:t>rdi</w:t>
+      </w:r>
+      <w:proofErr w:type="spellEnd"/>
+      <w:r>
+        <w:rPr>
+          <w:rFonts w:ascii="Courier New" w:hAnsi="Courier New" w:cs="Courier New"/>
+          <w:highlight w:val="yellow"/>
+        </w:rPr>
+        <w:t xml:space="preserve"> w/ itself </w:t>
+      </w:r>
+    </w:p>
+    <w:p>
+      <w:pPr>
+        <w:autoSpaceDE w:val="0"/>
+        <w:autoSpaceDN w:val="0"/>
+        <w:adjustRightInd w:val="0"/>
+        <w:ind w:left="720"/>
+        <w:rPr>
+          <w:rFonts w:ascii="Courier New" w:hAnsi="Courier New" w:cs="Courier New"/>
+          <w:highlight w:val="yellow"/>
+        </w:rPr>
+      </w:pPr>
+      <w:r>
+        <w:rPr>
+          <w:rFonts w:ascii="Courier New" w:hAnsi="Courier New" w:cs="Courier New"/>
+        </w:rPr>
+        <w:t xml:space="preserve">  </w:t>
+      </w:r>
+      <w:proofErr w:type="spellStart"/>
+      <w:r>
+        <w:rPr>
+          <w:rFonts w:ascii="Courier New" w:hAnsi="Courier New" w:cs="Courier New"/>
+        </w:rPr>
+        <w:t>cmovns</w:t>
+      </w:r>
+      <w:proofErr w:type="spellEnd"/>
+      <w:r>
+        <w:rPr>
+          <w:rFonts w:ascii="Courier New" w:hAnsi="Courier New" w:cs="Courier New"/>
+        </w:rPr>
+        <w:tab/>
+        <w:t>%</w:t>
       </w:r>
       <w:proofErr w:type="spellStart"/>
       <w:proofErr w:type="gramStart"/>
@@ -1113,37 +1567,106 @@
         <w:rPr>
           <w:rFonts w:ascii="Courier New" w:hAnsi="Courier New" w:cs="Courier New"/>
         </w:rPr>
-        <w:t>testq</w:t>
+        <w:t>rdi</w:t>
       </w:r>
       <w:proofErr w:type="spellEnd"/>
+      <w:r>
+        <w:rPr>
+          <w:rFonts w:ascii="Courier New" w:hAnsi="Courier New" w:cs="Courier New"/>
+        </w:rPr>
+        <w:t>,%</w:t>
+      </w:r>
+      <w:proofErr w:type="spellStart"/>
       <w:proofErr w:type="gramEnd"/>
       <w:r>
         <w:rPr>
           <w:rFonts w:ascii="Courier New" w:hAnsi="Courier New" w:cs="Courier New"/>
         </w:rPr>
-        <w:tab/>
-        <w:t>%</w:t>
+        <w:t>rax</w:t>
+      </w:r>
+      <w:proofErr w:type="spellEnd"/>
+      <w:r>
+        <w:rPr>
+          <w:rFonts w:ascii="Courier New" w:hAnsi="Courier New" w:cs="Courier New"/>
+        </w:rPr>
+        <w:tab/>
+      </w:r>
+      <w:r>
+        <w:rPr>
+          <w:rFonts w:ascii="Courier New" w:hAnsi="Courier New" w:cs="Courier New"/>
+        </w:rPr>
+        <w:tab/>
+        <w:t xml:space="preserve"># </w:t>
+      </w:r>
+      <w:r>
+        <w:rPr>
+          <w:rFonts w:ascii="Courier New" w:hAnsi="Courier New" w:cs="Courier New"/>
+          <w:highlight w:val="yellow"/>
+        </w:rPr>
+        <w:t>store</w:t>
+      </w:r>
+      <w:r>
+        <w:rPr>
+          <w:rFonts w:ascii="Courier New" w:hAnsi="Courier New" w:cs="Courier New"/>
+          <w:highlight w:val="yellow"/>
+        </w:rPr>
+        <w:t xml:space="preserve"> </w:t>
+      </w:r>
+      <w:r>
+        <w:rPr>
+          <w:rFonts w:ascii="Courier New" w:hAnsi="Courier New" w:cs="Courier New"/>
+          <w:highlight w:val="yellow"/>
+        </w:rPr>
+        <w:t xml:space="preserve">x in </w:t>
       </w:r>
       <w:proofErr w:type="spellStart"/>
       <w:r>
         <w:rPr>
           <w:rFonts w:ascii="Courier New" w:hAnsi="Courier New" w:cs="Courier New"/>
-        </w:rPr>
-        <w:t>rdi</w:t>
+          <w:highlight w:val="yellow"/>
+        </w:rPr>
+        <w:t>rax</w:t>
       </w:r>
       <w:proofErr w:type="spellEnd"/>
       <w:r>
         <w:rPr>
           <w:rFonts w:ascii="Courier New" w:hAnsi="Courier New" w:cs="Courier New"/>
-        </w:rPr>
-        <w:t>, %</w:t>
+          <w:highlight w:val="yellow"/>
+        </w:rPr>
+        <w:t xml:space="preserve"> if </w:t>
+      </w:r>
+      <w:proofErr w:type="gramStart"/>
+      <w:r>
+        <w:rPr>
+          <w:rFonts w:ascii="Courier New" w:hAnsi="Courier New" w:cs="Courier New"/>
+          <w:highlight w:val="yellow"/>
+        </w:rPr>
+        <w:t>non negative</w:t>
+      </w:r>
+      <w:proofErr w:type="gramEnd"/>
+    </w:p>
+    <w:p>
+      <w:pPr>
+        <w:autoSpaceDE w:val="0"/>
+        <w:autoSpaceDN w:val="0"/>
+        <w:adjustRightInd w:val="0"/>
+        <w:ind w:left="720"/>
+        <w:rPr>
+          <w:rFonts w:ascii="Courier New" w:hAnsi="Courier New" w:cs="Courier New"/>
+        </w:rPr>
+      </w:pPr>
+      <w:r>
+        <w:rPr>
+          <w:rFonts w:ascii="Courier New" w:hAnsi="Courier New" w:cs="Courier New"/>
+        </w:rPr>
+        <w:t xml:space="preserve">  </w:t>
       </w:r>
       <w:proofErr w:type="spellStart"/>
       <w:r>
         <w:rPr>
           <w:rFonts w:ascii="Courier New" w:hAnsi="Courier New" w:cs="Courier New"/>
         </w:rPr>
-        <w:t>rdi</w:t>
+        <w:t>sarq</w:t>
       </w:r>
       <w:proofErr w:type="spellEnd"/>
       <w:r>
@@ -1151,136 +1674,55 @@
           <w:rFonts w:ascii="Courier New" w:hAnsi="Courier New" w:cs="Courier New"/>
         </w:rPr>
         <w:tab/>
-        <w:t># ___________________</w:t>
-      </w:r>
-    </w:p>
-    <w:p>
-      <w:pPr>
-        <w:autoSpaceDE w:val="0"/>
-        <w:autoSpaceDN w:val="0"/>
-        <w:adjustRightInd w:val="0"/>
-        <w:ind w:left="720"/>
-        <w:rPr>
-          <w:rFonts w:ascii="Courier New" w:hAnsi="Courier New" w:cs="Courier New"/>
-        </w:rPr>
-      </w:pPr>
-      <w:r>
-        <w:rPr>
-          <w:rFonts w:ascii="Courier New" w:hAnsi="Courier New" w:cs="Courier New"/>
-        </w:rPr>
-        <w:t xml:space="preserve">  </w:t>
+        <w:t>$3, %</w:t>
       </w:r>
       <w:proofErr w:type="spellStart"/>
-      <w:proofErr w:type="gramStart"/>
-      <w:r>
-        <w:rPr>
-          <w:rFonts w:ascii="Courier New" w:hAnsi="Courier New" w:cs="Courier New"/>
-        </w:rPr>
-        <w:t>cmovns</w:t>
+      <w:r>
+        <w:rPr>
+          <w:rFonts w:ascii="Courier New" w:hAnsi="Courier New" w:cs="Courier New"/>
+        </w:rPr>
+        <w:t>rax</w:t>
       </w:r>
       <w:proofErr w:type="spellEnd"/>
-      <w:proofErr w:type="gramEnd"/>
-      <w:r>
-        <w:rPr>
-          <w:rFonts w:ascii="Courier New" w:hAnsi="Courier New" w:cs="Courier New"/>
-        </w:rPr>
-        <w:tab/>
-        <w:t>%</w:t>
-      </w:r>
-      <w:proofErr w:type="spellStart"/>
-      <w:r>
-        <w:rPr>
-          <w:rFonts w:ascii="Courier New" w:hAnsi="Courier New" w:cs="Courier New"/>
-        </w:rPr>
-        <w:t>rdi</w:t>
-      </w:r>
-      <w:proofErr w:type="spellEnd"/>
-      <w:r>
-        <w:rPr>
-          <w:rFonts w:ascii="Courier New" w:hAnsi="Courier New" w:cs="Courier New"/>
-        </w:rPr>
-        <w:t>,%</w:t>
-      </w:r>
-      <w:proofErr w:type="spellStart"/>
-      <w:r>
-        <w:rPr>
-          <w:rFonts w:ascii="Courier New" w:hAnsi="Courier New" w:cs="Courier New"/>
-        </w:rPr>
-        <w:t>rax</w:t>
-      </w:r>
-      <w:proofErr w:type="spellEnd"/>
-      <w:r>
-        <w:rPr>
-          <w:rFonts w:ascii="Courier New" w:hAnsi="Courier New" w:cs="Courier New"/>
-        </w:rPr>
-        <w:tab/>
-      </w:r>
-      <w:r>
-        <w:rPr>
-          <w:rFonts w:ascii="Courier New" w:hAnsi="Courier New" w:cs="Courier New"/>
-        </w:rPr>
-        <w:tab/>
-        <w:t># ___________________</w:t>
-      </w:r>
-    </w:p>
-    <w:p>
-      <w:pPr>
-        <w:autoSpaceDE w:val="0"/>
-        <w:autoSpaceDN w:val="0"/>
-        <w:adjustRightInd w:val="0"/>
-        <w:ind w:left="720"/>
-        <w:rPr>
-          <w:rFonts w:ascii="Courier New" w:hAnsi="Courier New" w:cs="Courier New"/>
-        </w:rPr>
-      </w:pPr>
-      <w:r>
-        <w:rPr>
-          <w:rFonts w:ascii="Courier New" w:hAnsi="Courier New" w:cs="Courier New"/>
-        </w:rPr>
-        <w:t xml:space="preserve">  </w:t>
-      </w:r>
-      <w:proofErr w:type="spellStart"/>
-      <w:proofErr w:type="gramStart"/>
-      <w:r>
-        <w:rPr>
-          <w:rFonts w:ascii="Courier New" w:hAnsi="Courier New" w:cs="Courier New"/>
-        </w:rPr>
-        <w:t>sarq</w:t>
-      </w:r>
-      <w:proofErr w:type="spellEnd"/>
-      <w:proofErr w:type="gramEnd"/>
-      <w:r>
-        <w:rPr>
-          <w:rFonts w:ascii="Courier New" w:hAnsi="Courier New" w:cs="Courier New"/>
-        </w:rPr>
-        <w:tab/>
-      </w:r>
-      <w:r>
-        <w:rPr>
-          <w:rFonts w:ascii="Courier New" w:hAnsi="Courier New" w:cs="Courier New"/>
-        </w:rPr>
-        <w:t>$3, %</w:t>
-      </w:r>
-      <w:proofErr w:type="spellStart"/>
-      <w:r>
-        <w:rPr>
-          <w:rFonts w:ascii="Courier New" w:hAnsi="Courier New" w:cs="Courier New"/>
-        </w:rPr>
-        <w:t>rax</w:t>
-      </w:r>
-      <w:proofErr w:type="spellEnd"/>
-      <w:r>
-        <w:rPr>
-          <w:rFonts w:ascii="Courier New" w:hAnsi="Courier New" w:cs="Courier New"/>
-        </w:rPr>
-        <w:tab/>
-      </w:r>
-      <w:r>
-        <w:rPr>
-          <w:rFonts w:ascii="Courier New" w:hAnsi="Courier New" w:cs="Courier New"/>
-        </w:rPr>
-        <w:tab/>
-        <w:t># ___________________</w:t>
+      <w:r>
+        <w:rPr>
+          <w:rFonts w:ascii="Courier New" w:hAnsi="Courier New" w:cs="Courier New"/>
+        </w:rPr>
+        <w:tab/>
+      </w:r>
+      <w:r>
+        <w:rPr>
+          <w:rFonts w:ascii="Courier New" w:hAnsi="Courier New" w:cs="Courier New"/>
+        </w:rPr>
+        <w:tab/>
+        <w:t>#</w:t>
+      </w:r>
+      <w:r>
+        <w:rPr>
+          <w:rFonts w:ascii="Courier New" w:hAnsi="Courier New" w:cs="Courier New"/>
+        </w:rPr>
+        <w:t xml:space="preserve"> </w:t>
+      </w:r>
+      <w:r>
+        <w:rPr>
+          <w:rFonts w:ascii="Courier New" w:hAnsi="Courier New" w:cs="Courier New"/>
+          <w:highlight w:val="yellow"/>
+        </w:rPr>
+        <w:t>divide</w:t>
+      </w:r>
+      <w:r>
+        <w:rPr>
+          <w:rFonts w:ascii="Courier New" w:hAnsi="Courier New" w:cs="Courier New"/>
+          <w:highlight w:val="yellow"/>
+        </w:rPr>
+        <w:t xml:space="preserve"> resul</w:t>
+      </w:r>
+      <w:r>
+        <w:rPr>
+          <w:rFonts w:ascii="Courier New" w:hAnsi="Courier New" w:cs="Courier New"/>
+          <w:highlight w:val="yellow"/>
+        </w:rPr>
+        <w:t>t by 8</w:t>
       </w:r>
     </w:p>
     <w:p>
@@ -1353,6 +1795,199 @@
       <w:r>
         <w:t>operation is OP?  _______</w:t>
       </w:r>
+    </w:p>
+    <w:p>
+      <w:pPr>
+        <w:autoSpaceDE w:val="0"/>
+        <w:autoSpaceDN w:val="0"/>
+        <w:adjustRightInd w:val="0"/>
+        <w:rPr>
+          <w:rFonts w:ascii="Courier" w:hAnsi="Courier" w:cs="Courier"/>
+        </w:rPr>
+      </w:pPr>
+      <w:r>
+        <w:rPr>
+          <w:rFonts w:ascii="Courier" w:hAnsi="Courier" w:cs="Courier"/>
+        </w:rPr>
+        <w:t xml:space="preserve">If non-negative, </w:t>
+      </w:r>
+      <w:r>
+        <w:rPr>
+          <w:rFonts w:ascii="Courier" w:hAnsi="Courier" w:cs="Courier"/>
+        </w:rPr>
+        <w:t>returns (x</w:t>
+      </w:r>
+      <w:r>
+        <w:rPr>
+          <w:rFonts w:ascii="Courier" w:hAnsi="Courier" w:cs="Courier"/>
+        </w:rPr>
+        <w:t>/8</w:t>
+      </w:r>
+      <w:r>
+        <w:rPr>
+          <w:rFonts w:ascii="Courier" w:hAnsi="Courier" w:cs="Courier"/>
+        </w:rPr>
+        <w:t xml:space="preserve">). If negative, </w:t>
+      </w:r>
+      <w:proofErr w:type="gramStart"/>
+      <w:r>
+        <w:rPr>
+          <w:rFonts w:ascii="Courier" w:hAnsi="Courier" w:cs="Courier"/>
+        </w:rPr>
+        <w:t xml:space="preserve">returns </w:t>
+      </w:r>
+      <w:r>
+        <w:rPr>
+          <w:rFonts w:ascii="Courier" w:hAnsi="Courier" w:cs="Courier"/>
+        </w:rPr>
+        <w:t>(</w:t>
+      </w:r>
+      <w:r>
+        <w:rPr>
+          <w:rFonts w:ascii="Courier" w:hAnsi="Courier" w:cs="Courier"/>
+        </w:rPr>
+        <w:t>(</w:t>
+      </w:r>
+      <w:proofErr w:type="gramEnd"/>
+      <w:r>
+        <w:rPr>
+          <w:rFonts w:ascii="Courier" w:hAnsi="Courier" w:cs="Courier"/>
+        </w:rPr>
+        <w:t>x+7)</w:t>
+      </w:r>
+      <w:r>
+        <w:rPr>
+          <w:rFonts w:ascii="Courier" w:hAnsi="Courier" w:cs="Courier"/>
+        </w:rPr>
+        <w:t>/</w:t>
+      </w:r>
+      <w:r>
+        <w:rPr>
+          <w:rFonts w:ascii="Courier" w:hAnsi="Courier" w:cs="Courier"/>
+        </w:rPr>
+        <w:t>8).</w:t>
+      </w:r>
+    </w:p>
+    <w:p>
+      <w:pPr>
+        <w:autoSpaceDE w:val="0"/>
+        <w:autoSpaceDN w:val="0"/>
+        <w:adjustRightInd w:val="0"/>
+        <w:rPr>
+          <w:rFonts w:ascii="Courier" w:hAnsi="Courier" w:cs="Courier"/>
+        </w:rPr>
+      </w:pPr>
+    </w:p>
+    <w:p>
+      <w:pPr>
+        <w:autoSpaceDE w:val="0"/>
+        <w:autoSpaceDN w:val="0"/>
+        <w:adjustRightInd w:val="0"/>
+        <w:rPr>
+          <w:rFonts w:ascii="Courier" w:hAnsi="Courier" w:cs="Courier"/>
+        </w:rPr>
+      </w:pPr>
+      <w:r>
+        <w:rPr>
+          <w:rFonts w:ascii="Courier" w:hAnsi="Courier" w:cs="Courier"/>
+        </w:rPr>
+        <w:t>From C lab:</w:t>
+      </w:r>
+    </w:p>
+    <w:p>
+      <w:pPr>
+        <w:autoSpaceDE w:val="0"/>
+        <w:autoSpaceDN w:val="0"/>
+        <w:adjustRightInd w:val="0"/>
+        <w:rPr>
+          <w:rFonts w:ascii="Courier" w:hAnsi="Courier" w:cs="Courier"/>
+        </w:rPr>
+      </w:pPr>
+      <w:r>
+        <w:rPr>
+          <w:rFonts w:ascii="Courier" w:hAnsi="Courier" w:cs="Courier"/>
+        </w:rPr>
+        <w:t>If x &lt; 0:</w:t>
+      </w:r>
+    </w:p>
+    <w:p>
+      <w:pPr>
+        <w:autoSpaceDE w:val="0"/>
+        <w:autoSpaceDN w:val="0"/>
+        <w:adjustRightInd w:val="0"/>
+        <w:rPr>
+          <w:rFonts w:ascii="Courier" w:hAnsi="Courier" w:cs="Courier"/>
+        </w:rPr>
+      </w:pPr>
+      <w:r>
+        <w:rPr>
+          <w:rFonts w:ascii="Courier" w:hAnsi="Courier" w:cs="Courier"/>
+        </w:rPr>
+        <w:t xml:space="preserve">    use (x + (</w:t>
+      </w:r>
+      <w:r>
+        <w:rPr>
+          <w:rFonts w:ascii="Courier" w:hAnsi="Courier" w:cs="Courier"/>
+          <w:highlight w:val="cyan"/>
+        </w:rPr>
+        <w:t>2^k - 1</w:t>
+      </w:r>
+      <w:r>
+        <w:rPr>
+          <w:rFonts w:ascii="Courier" w:hAnsi="Courier" w:cs="Courier"/>
+        </w:rPr>
+        <w:t>)) &gt;&gt; k</w:t>
+      </w:r>
+    </w:p>
+    <w:p>
+      <w:pPr>
+        <w:autoSpaceDE w:val="0"/>
+        <w:autoSpaceDN w:val="0"/>
+        <w:adjustRightInd w:val="0"/>
+        <w:rPr>
+          <w:rFonts w:ascii="Courier" w:hAnsi="Courier" w:cs="Courier"/>
+        </w:rPr>
+      </w:pPr>
+      <w:r>
+        <w:rPr>
+          <w:rFonts w:ascii="Courier" w:hAnsi="Courier" w:cs="Courier"/>
+        </w:rPr>
+        <w:t>k = 3 -&gt; 2^3 -1 = 7</w:t>
+      </w:r>
+    </w:p>
+    <w:p>
+      <w:pPr>
+        <w:autoSpaceDE w:val="0"/>
+        <w:autoSpaceDN w:val="0"/>
+        <w:adjustRightInd w:val="0"/>
+        <w:rPr>
+          <w:rFonts w:ascii="Courier" w:hAnsi="Courier" w:cs="Courier"/>
+        </w:rPr>
+      </w:pPr>
+    </w:p>
+    <w:p>
+      <w:pPr>
+        <w:autoSpaceDE w:val="0"/>
+        <w:autoSpaceDN w:val="0"/>
+        <w:adjustRightInd w:val="0"/>
+        <w:rPr>
+          <w:rFonts w:ascii="Courier" w:hAnsi="Courier" w:cs="Courier"/>
+        </w:rPr>
+      </w:pPr>
+      <w:r>
+        <w:rPr>
+          <w:rFonts w:ascii="Courier" w:hAnsi="Courier" w:cs="Courier"/>
+          <w:highlight w:val="yellow"/>
+        </w:rPr>
+        <w:t xml:space="preserve">So, OP is /8, </w:t>
+      </w:r>
+      <w:r>
+        <w:rPr>
+          <w:rFonts w:ascii="Courier" w:hAnsi="Courier" w:cs="Courier"/>
+          <w:highlight w:val="yellow"/>
+        </w:rPr>
+        <w:t>rounding towards zero for both positive and negative values.</w:t>
+      </w:r>
       <w:r>
         <w:rPr>
           <w:rFonts w:ascii="Courier" w:hAnsi="Courier" w:cs="Courier"/>
@@ -1391,8 +2026,6 @@
       <w:r>
         <w:t xml:space="preserve"> Annotate the code to explain how it works.</w:t>
       </w:r>
-      <w:bookmarkStart w:id="0" w:name="_GoBack"/>
-      <w:bookmarkEnd w:id="0"/>
     </w:p>
     <w:p>
       <w:pPr>
@@ -1409,6 +2042,13 @@
           <w:rFonts w:ascii="Courier" w:hAnsi="Courier" w:cs="Courier"/>
         </w:rPr>
       </w:pPr>
+      <w:r>
+        <w:rPr>
+          <w:rFonts w:ascii="Courier" w:hAnsi="Courier" w:cs="Courier"/>
+          <w:highlight w:val="yellow"/>
+        </w:rPr>
+        <w:t>Done.</w:t>
+      </w:r>
     </w:p>
     <w:p>
       <w:pPr>
@@ -1520,6 +2160,49 @@
           <w:szCs w:val="20"/>
         </w:rPr>
       </w:pPr>
+      <w:r>
+        <w:rPr>
+          <w:rFonts w:ascii="Courier New" w:hAnsi="Courier New" w:cs="Courier New"/>
+          <w:sz w:val="20"/>
+          <w:szCs w:val="20"/>
+        </w:rPr>
+        <w:t>long switch2 (long</w:t>
+      </w:r>
+      <w:r>
+        <w:rPr>
+          <w:rFonts w:ascii="Courier New" w:hAnsi="Courier New" w:cs="Courier New"/>
+          <w:sz w:val="20"/>
+          <w:szCs w:val="20"/>
+        </w:rPr>
+        <w:t xml:space="preserve"> x) {</w:t>
+      </w:r>
+    </w:p>
+    <w:p>
+      <w:pPr>
+        <w:ind w:left="720"/>
+        <w:rPr>
+          <w:rFonts w:ascii="Courier New" w:hAnsi="Courier New" w:cs="Courier New"/>
+          <w:sz w:val="20"/>
+          <w:szCs w:val="20"/>
+        </w:rPr>
+      </w:pPr>
+      <w:r>
+        <w:rPr>
+          <w:rFonts w:ascii="Courier New" w:hAnsi="Courier New" w:cs="Courier New"/>
+          <w:sz w:val="20"/>
+          <w:szCs w:val="20"/>
+        </w:rPr>
+        <w:tab/>
+        <w:t>long</w:t>
+      </w:r>
+      <w:r>
+        <w:rPr>
+          <w:rFonts w:ascii="Courier New" w:hAnsi="Courier New" w:cs="Courier New"/>
+          <w:sz w:val="20"/>
+          <w:szCs w:val="20"/>
+        </w:rPr>
+        <w:t xml:space="preserve"> result = </w:t>
+      </w:r>
       <w:proofErr w:type="gramStart"/>
       <w:r>
         <w:rPr>
@@ -1527,42 +2210,27 @@
           <w:sz w:val="20"/>
           <w:szCs w:val="20"/>
         </w:rPr>
-        <w:t>long</w:t>
+        <w:t>0;</w:t>
       </w:r>
       <w:proofErr w:type="gramEnd"/>
-      <w:r>
-        <w:rPr>
-          <w:rFonts w:ascii="Courier New" w:hAnsi="Courier New" w:cs="Courier New"/>
-          <w:sz w:val="20"/>
-          <w:szCs w:val="20"/>
-        </w:rPr>
-        <w:t xml:space="preserve"> switch2 (long</w:t>
-      </w:r>
-      <w:r>
-        <w:rPr>
-          <w:rFonts w:ascii="Courier New" w:hAnsi="Courier New" w:cs="Courier New"/>
-          <w:sz w:val="20"/>
-          <w:szCs w:val="20"/>
-        </w:rPr>
-        <w:t xml:space="preserve"> x) {</w:t>
-      </w:r>
-    </w:p>
-    <w:p>
-      <w:pPr>
-        <w:ind w:left="720"/>
-        <w:rPr>
-          <w:rFonts w:ascii="Courier New" w:hAnsi="Courier New" w:cs="Courier New"/>
-          <w:sz w:val="20"/>
-          <w:szCs w:val="20"/>
-        </w:rPr>
-      </w:pPr>
-      <w:r>
-        <w:rPr>
-          <w:rFonts w:ascii="Courier New" w:hAnsi="Courier New" w:cs="Courier New"/>
-          <w:sz w:val="20"/>
-          <w:szCs w:val="20"/>
-        </w:rPr>
-        <w:tab/>
+    </w:p>
+    <w:p>
+      <w:pPr>
+        <w:ind w:left="720"/>
+        <w:rPr>
+          <w:rFonts w:ascii="Courier New" w:hAnsi="Courier New" w:cs="Courier New"/>
+          <w:sz w:val="20"/>
+          <w:szCs w:val="20"/>
+        </w:rPr>
+      </w:pPr>
+      <w:r>
+        <w:rPr>
+          <w:rFonts w:ascii="Courier New" w:hAnsi="Courier New" w:cs="Courier New"/>
+          <w:sz w:val="20"/>
+          <w:szCs w:val="20"/>
+        </w:rPr>
+        <w:tab/>
+        <w:t>switch (</w:t>
       </w:r>
       <w:proofErr w:type="gramStart"/>
       <w:r>
@@ -1571,53 +2239,9 @@
           <w:sz w:val="20"/>
           <w:szCs w:val="20"/>
         </w:rPr>
-        <w:t>long</w:t>
+        <w:t>x) {</w:t>
       </w:r>
       <w:proofErr w:type="gramEnd"/>
-      <w:r>
-        <w:rPr>
-          <w:rFonts w:ascii="Courier New" w:hAnsi="Courier New" w:cs="Courier New"/>
-          <w:sz w:val="20"/>
-          <w:szCs w:val="20"/>
-        </w:rPr>
-        <w:t xml:space="preserve"> result = 0;</w:t>
-      </w:r>
-    </w:p>
-    <w:p>
-      <w:pPr>
-        <w:ind w:left="720"/>
-        <w:rPr>
-          <w:rFonts w:ascii="Courier New" w:hAnsi="Courier New" w:cs="Courier New"/>
-          <w:sz w:val="20"/>
-          <w:szCs w:val="20"/>
-        </w:rPr>
-      </w:pPr>
-      <w:r>
-        <w:rPr>
-          <w:rFonts w:ascii="Courier New" w:hAnsi="Courier New" w:cs="Courier New"/>
-          <w:sz w:val="20"/>
-          <w:szCs w:val="20"/>
-        </w:rPr>
-        <w:tab/>
-      </w:r>
-      <w:proofErr w:type="gramStart"/>
-      <w:r>
-        <w:rPr>
-          <w:rFonts w:ascii="Courier New" w:hAnsi="Courier New" w:cs="Courier New"/>
-          <w:sz w:val="20"/>
-          <w:szCs w:val="20"/>
-        </w:rPr>
-        <w:t>switch</w:t>
-      </w:r>
-      <w:proofErr w:type="gramEnd"/>
-      <w:r>
-        <w:rPr>
-          <w:rFonts w:ascii="Courier New" w:hAnsi="Courier New" w:cs="Courier New"/>
-          <w:sz w:val="20"/>
-          <w:szCs w:val="20"/>
-        </w:rPr>
-        <w:t xml:space="preserve"> (x) {</w:t>
-      </w:r>
     </w:p>
     <w:p>
       <w:pPr>
@@ -1676,6 +2300,7 @@
           <w:szCs w:val="20"/>
         </w:rPr>
         <w:tab/>
+        <w:t xml:space="preserve">return </w:t>
       </w:r>
       <w:proofErr w:type="gramStart"/>
       <w:r>
@@ -1684,17 +2309,9 @@
           <w:sz w:val="20"/>
           <w:szCs w:val="20"/>
         </w:rPr>
-        <w:t>return</w:t>
+        <w:t>result;</w:t>
       </w:r>
       <w:proofErr w:type="gramEnd"/>
-      <w:r>
-        <w:rPr>
-          <w:rFonts w:ascii="Courier New" w:hAnsi="Courier New" w:cs="Courier New"/>
-          <w:sz w:val="20"/>
-          <w:szCs w:val="20"/>
-        </w:rPr>
-        <w:t xml:space="preserve"> result;</w:t>
-      </w:r>
     </w:p>
     <w:p>
       <w:pPr>
@@ -1738,14 +2355,284 @@
       <w:r>
         <w:t xml:space="preserve"> is in </w:t>
       </w:r>
+      <w:r>
+        <w:rPr>
+          <w:rFonts w:ascii="Courier New" w:hAnsi="Courier New" w:cs="Courier New"/>
+          <w:sz w:val="20"/>
+          <w:szCs w:val="20"/>
+        </w:rPr>
+        <w:t>%</w:t>
+      </w:r>
+      <w:proofErr w:type="spellStart"/>
+      <w:r>
+        <w:rPr>
+          <w:rFonts w:ascii="Courier New" w:hAnsi="Courier New" w:cs="Courier New"/>
+          <w:sz w:val="20"/>
+          <w:szCs w:val="20"/>
+        </w:rPr>
+        <w:t>rdi</w:t>
+      </w:r>
+      <w:proofErr w:type="spellEnd"/>
+      <w:r>
+        <w:t>.</w:t>
+      </w:r>
+    </w:p>
+    <w:p>
+      <w:pPr>
+        <w:ind w:left="720"/>
+      </w:pPr>
+    </w:p>
+    <w:p>
+      <w:pPr>
+        <w:ind w:left="720"/>
+        <w:rPr>
+          <w:i/>
+        </w:rPr>
+      </w:pPr>
+      <w:r>
+        <w:tab/>
+      </w:r>
+      <w:r>
+        <w:tab/>
+      </w:r>
+      <w:r>
+        <w:tab/>
+      </w:r>
+      <w:r>
+        <w:tab/>
+      </w:r>
+      <w:r>
+        <w:tab/>
+      </w:r>
+      <w:r>
+        <w:tab/>
+      </w:r>
+      <w:r>
+        <w:tab/>
+      </w:r>
+      <w:r>
+        <w:tab/>
+      </w:r>
+      <w:r>
+        <w:rPr>
+          <w:i/>
+        </w:rPr>
+        <w:t>Jump table for switch2</w:t>
+      </w:r>
+    </w:p>
+    <w:p>
+      <w:pPr>
+        <w:ind w:left="720"/>
+      </w:pPr>
+      <w:r>
+        <w:tab/>
+      </w:r>
+      <w:r>
+        <w:tab/>
+      </w:r>
+      <w:r>
+        <w:tab/>
+      </w:r>
+      <w:r>
+        <w:tab/>
+      </w:r>
+      <w:r>
+        <w:tab/>
+      </w:r>
+      <w:r>
+        <w:tab/>
+      </w:r>
+      <w:r>
+        <w:tab/>
+      </w:r>
+      <w:r>
+        <w:rPr>
+          <w:rFonts w:ascii="Courier New" w:hAnsi="Courier New" w:cs="Courier New"/>
+          <w:sz w:val="20"/>
+          <w:szCs w:val="20"/>
+        </w:rPr>
+        <w:t>1</w:t>
+      </w:r>
       <w:proofErr w:type="gramStart"/>
       <w:r>
-        <w:rPr>
-          <w:rFonts w:ascii="Courier New" w:hAnsi="Courier New" w:cs="Courier New"/>
-          <w:sz w:val="20"/>
-          <w:szCs w:val="20"/>
-        </w:rPr>
-        <w:t>%</w:t>
+        <w:tab/>
+      </w:r>
+      <w:r>
+        <w:rPr>
+          <w:rFonts w:ascii="Courier New" w:hAnsi="Courier New" w:cs="Courier New"/>
+          <w:sz w:val="20"/>
+          <w:szCs w:val="20"/>
+        </w:rPr>
+        <w:t>.L</w:t>
+      </w:r>
+      <w:proofErr w:type="gramEnd"/>
+      <w:r>
+        <w:rPr>
+          <w:rFonts w:ascii="Courier New" w:hAnsi="Courier New" w:cs="Courier New"/>
+          <w:sz w:val="20"/>
+          <w:szCs w:val="20"/>
+        </w:rPr>
+        <w:t>4</w:t>
+      </w:r>
+      <w:r>
+        <w:rPr>
+          <w:rFonts w:ascii="Courier New" w:hAnsi="Courier New" w:cs="Courier New"/>
+          <w:sz w:val="20"/>
+          <w:szCs w:val="20"/>
+        </w:rPr>
+        <w:t>:</w:t>
+      </w:r>
+    </w:p>
+    <w:p>
+      <w:pPr>
+        <w:ind w:left="720"/>
+        <w:rPr>
+          <w:rFonts w:ascii="Courier New" w:hAnsi="Courier New" w:cs="Courier New"/>
+          <w:sz w:val="20"/>
+          <w:szCs w:val="20"/>
+        </w:rPr>
+      </w:pPr>
+      <w:r>
+        <w:tab/>
+      </w:r>
+      <w:r>
+        <w:tab/>
+      </w:r>
+      <w:r>
+        <w:tab/>
+      </w:r>
+      <w:r>
+        <w:tab/>
+      </w:r>
+      <w:r>
+        <w:tab/>
+      </w:r>
+      <w:r>
+        <w:tab/>
+      </w:r>
+      <w:r>
+        <w:tab/>
+      </w:r>
+      <w:r>
+        <w:rPr>
+          <w:rFonts w:ascii="Courier New" w:hAnsi="Courier New" w:cs="Courier New"/>
+          <w:sz w:val="20"/>
+          <w:szCs w:val="20"/>
+        </w:rPr>
+        <w:t>2</w:t>
+      </w:r>
+      <w:r>
+        <w:tab/>
+      </w:r>
+      <w:r>
+        <w:tab/>
+      </w:r>
+      <w:r>
+        <w:rPr>
+          <w:rFonts w:ascii="Courier New" w:hAnsi="Courier New" w:cs="Courier New"/>
+          <w:sz w:val="20"/>
+          <w:szCs w:val="20"/>
+        </w:rPr>
+        <w:t>.quad</w:t>
+      </w:r>
+      <w:proofErr w:type="gramStart"/>
+      <w:r>
+        <w:rPr>
+          <w:rFonts w:ascii="Courier New" w:hAnsi="Courier New" w:cs="Courier New"/>
+          <w:sz w:val="20"/>
+          <w:szCs w:val="20"/>
+        </w:rPr>
+        <w:tab/>
+        <w:t>.L</w:t>
+      </w:r>
+      <w:proofErr w:type="gramEnd"/>
+      <w:r>
+        <w:rPr>
+          <w:rFonts w:ascii="Courier New" w:hAnsi="Courier New" w:cs="Courier New"/>
+          <w:sz w:val="20"/>
+          <w:szCs w:val="20"/>
+        </w:rPr>
+        <w:t>3</w:t>
+      </w:r>
+    </w:p>
+    <w:p>
+      <w:pPr>
+        <w:ind w:left="720"/>
+        <w:rPr>
+          <w:rFonts w:ascii="Courier New" w:hAnsi="Courier New" w:cs="Courier New"/>
+          <w:sz w:val="20"/>
+          <w:szCs w:val="20"/>
+        </w:rPr>
+      </w:pPr>
+      <w:r>
+        <w:tab/>
+      </w:r>
+      <w:r>
+        <w:rPr>
+          <w:i/>
+        </w:rPr>
+        <w:t>Setting up jump table access</w:t>
+      </w:r>
+      <w:r>
+        <w:tab/>
+      </w:r>
+      <w:r>
+        <w:tab/>
+      </w:r>
+      <w:r>
+        <w:tab/>
+      </w:r>
+      <w:r>
+        <w:rPr>
+          <w:rFonts w:ascii="Courier New" w:hAnsi="Courier New" w:cs="Courier New"/>
+          <w:sz w:val="20"/>
+          <w:szCs w:val="20"/>
+        </w:rPr>
+        <w:t>3</w:t>
+      </w:r>
+      <w:r>
+        <w:tab/>
+      </w:r>
+      <w:r>
+        <w:tab/>
+      </w:r>
+      <w:r>
+        <w:rPr>
+          <w:rFonts w:ascii="Courier New" w:hAnsi="Courier New" w:cs="Courier New"/>
+          <w:sz w:val="20"/>
+          <w:szCs w:val="20"/>
+        </w:rPr>
+        <w:t>.quad</w:t>
+      </w:r>
+      <w:r>
+        <w:rPr>
+          <w:rFonts w:ascii="Courier New" w:hAnsi="Courier New" w:cs="Courier New"/>
+          <w:sz w:val="20"/>
+          <w:szCs w:val="20"/>
+        </w:rPr>
+        <w:tab/>
+        <w:t>.L2</w:t>
+      </w:r>
+    </w:p>
+    <w:p>
+      <w:pPr>
+        <w:ind w:left="720"/>
+        <w:rPr>
+          <w:rFonts w:ascii="Courier New" w:hAnsi="Courier New" w:cs="Courier New"/>
+          <w:sz w:val="20"/>
+          <w:szCs w:val="20"/>
+        </w:rPr>
+      </w:pPr>
+      <w:r>
+        <w:rPr>
+          <w:rFonts w:ascii="Courier New" w:hAnsi="Courier New" w:cs="Courier New"/>
+          <w:sz w:val="20"/>
+          <w:szCs w:val="20"/>
+        </w:rPr>
+        <w:t>1</w:t>
+      </w:r>
+      <w:r>
+        <w:tab/>
       </w:r>
       <w:proofErr w:type="spellStart"/>
       <w:r>
@@ -1754,755 +2641,574 @@
           <w:sz w:val="20"/>
           <w:szCs w:val="20"/>
         </w:rPr>
+        <w:t>leaq</w:t>
+      </w:r>
+      <w:proofErr w:type="spellEnd"/>
+      <w:r>
+        <w:rPr>
+          <w:rFonts w:ascii="Courier New" w:hAnsi="Courier New" w:cs="Courier New"/>
+          <w:sz w:val="20"/>
+          <w:szCs w:val="20"/>
+        </w:rPr>
+        <w:t xml:space="preserve"> -50(%</w:t>
+      </w:r>
+      <w:proofErr w:type="spellStart"/>
+      <w:r>
+        <w:rPr>
+          <w:rFonts w:ascii="Courier New" w:hAnsi="Courier New" w:cs="Courier New"/>
+          <w:sz w:val="20"/>
+          <w:szCs w:val="20"/>
+        </w:rPr>
         <w:t>rdi</w:t>
       </w:r>
       <w:proofErr w:type="spellEnd"/>
+      <w:r>
+        <w:rPr>
+          <w:rFonts w:ascii="Courier New" w:hAnsi="Courier New" w:cs="Courier New"/>
+          <w:sz w:val="20"/>
+          <w:szCs w:val="20"/>
+        </w:rPr>
+        <w:t>), %</w:t>
+      </w:r>
+      <w:proofErr w:type="spellStart"/>
+      <w:r>
+        <w:rPr>
+          <w:rFonts w:ascii="Courier New" w:hAnsi="Courier New" w:cs="Courier New"/>
+          <w:sz w:val="20"/>
+          <w:szCs w:val="20"/>
+        </w:rPr>
+        <w:t>r</w:t>
+      </w:r>
+      <w:r>
+        <w:rPr>
+          <w:rFonts w:ascii="Courier New" w:hAnsi="Courier New" w:cs="Courier New"/>
+          <w:sz w:val="20"/>
+          <w:szCs w:val="20"/>
+        </w:rPr>
+        <w:t>ax</w:t>
+      </w:r>
+      <w:proofErr w:type="spellEnd"/>
+      <w:r>
+        <w:tab/>
+      </w:r>
+      <w:r>
+        <w:tab/>
+      </w:r>
+      <w:r>
+        <w:tab/>
+      </w:r>
+      <w:r>
+        <w:rPr>
+          <w:rFonts w:ascii="Courier New" w:hAnsi="Courier New" w:cs="Courier New"/>
+          <w:sz w:val="20"/>
+          <w:szCs w:val="20"/>
+        </w:rPr>
+        <w:t>4</w:t>
+      </w:r>
+      <w:r>
+        <w:tab/>
+      </w:r>
+      <w:r>
+        <w:tab/>
+      </w:r>
+      <w:r>
+        <w:rPr>
+          <w:rFonts w:ascii="Courier New" w:hAnsi="Courier New" w:cs="Courier New"/>
+          <w:sz w:val="20"/>
+          <w:szCs w:val="20"/>
+        </w:rPr>
+        <w:t>.quad</w:t>
+      </w:r>
+      <w:r>
+        <w:rPr>
+          <w:rFonts w:ascii="Courier New" w:hAnsi="Courier New" w:cs="Courier New"/>
+          <w:sz w:val="20"/>
+          <w:szCs w:val="20"/>
+        </w:rPr>
+        <w:tab/>
+        <w:t>.L3</w:t>
+      </w:r>
+    </w:p>
+    <w:p>
+      <w:pPr>
+        <w:ind w:left="720"/>
+      </w:pPr>
+      <w:r>
+        <w:rPr>
+          <w:rFonts w:ascii="Courier New" w:hAnsi="Courier New" w:cs="Courier New"/>
+          <w:sz w:val="20"/>
+          <w:szCs w:val="20"/>
+        </w:rPr>
+        <w:t>2</w:t>
+      </w:r>
+      <w:r>
+        <w:tab/>
+      </w:r>
+      <w:proofErr w:type="spellStart"/>
+      <w:r>
+        <w:rPr>
+          <w:rFonts w:ascii="Courier New" w:hAnsi="Courier New" w:cs="Courier New"/>
+          <w:sz w:val="20"/>
+          <w:szCs w:val="20"/>
+        </w:rPr>
+        <w:t>cmpq</w:t>
+      </w:r>
+      <w:proofErr w:type="spellEnd"/>
+      <w:r>
+        <w:rPr>
+          <w:rFonts w:ascii="Courier New" w:hAnsi="Courier New" w:cs="Courier New"/>
+          <w:sz w:val="20"/>
+          <w:szCs w:val="20"/>
+        </w:rPr>
+        <w:t xml:space="preserve"> $5, %</w:t>
+      </w:r>
+      <w:proofErr w:type="spellStart"/>
+      <w:r>
+        <w:rPr>
+          <w:rFonts w:ascii="Courier New" w:hAnsi="Courier New" w:cs="Courier New"/>
+          <w:sz w:val="20"/>
+          <w:szCs w:val="20"/>
+        </w:rPr>
+        <w:t>r</w:t>
+      </w:r>
+      <w:r>
+        <w:rPr>
+          <w:rFonts w:ascii="Courier New" w:hAnsi="Courier New" w:cs="Courier New"/>
+          <w:sz w:val="20"/>
+          <w:szCs w:val="20"/>
+        </w:rPr>
+        <w:t>ax</w:t>
+      </w:r>
+      <w:proofErr w:type="spellEnd"/>
+      <w:r>
+        <w:tab/>
+      </w:r>
+      <w:r>
+        <w:tab/>
+      </w:r>
+      <w:r>
+        <w:tab/>
+      </w:r>
+      <w:r>
+        <w:tab/>
+      </w:r>
+      <w:r>
+        <w:rPr>
+          <w:rFonts w:ascii="Courier New" w:hAnsi="Courier New" w:cs="Courier New"/>
+          <w:sz w:val="20"/>
+          <w:szCs w:val="20"/>
+        </w:rPr>
+        <w:t>5</w:t>
+      </w:r>
+      <w:r>
+        <w:tab/>
+      </w:r>
+      <w:r>
+        <w:tab/>
+      </w:r>
+      <w:r>
+        <w:rPr>
+          <w:rFonts w:ascii="Courier New" w:hAnsi="Courier New" w:cs="Courier New"/>
+          <w:sz w:val="20"/>
+          <w:szCs w:val="20"/>
+        </w:rPr>
+        <w:t>.quad</w:t>
+      </w:r>
+      <w:r>
+        <w:rPr>
+          <w:rFonts w:ascii="Courier New" w:hAnsi="Courier New" w:cs="Courier New"/>
+          <w:sz w:val="20"/>
+          <w:szCs w:val="20"/>
+        </w:rPr>
+        <w:tab/>
+        <w:t>.L</w:t>
+      </w:r>
+      <w:r>
+        <w:rPr>
+          <w:rFonts w:ascii="Courier New" w:hAnsi="Courier New" w:cs="Courier New"/>
+          <w:sz w:val="20"/>
+          <w:szCs w:val="20"/>
+        </w:rPr>
+        <w:t>5</w:t>
+      </w:r>
+    </w:p>
+    <w:p>
+      <w:pPr>
+        <w:ind w:left="720"/>
+      </w:pPr>
+      <w:r>
+        <w:rPr>
+          <w:rFonts w:ascii="Courier New" w:hAnsi="Courier New" w:cs="Courier New"/>
+          <w:sz w:val="20"/>
+          <w:szCs w:val="20"/>
+        </w:rPr>
+        <w:t>3</w:t>
+      </w:r>
+      <w:r>
+        <w:tab/>
+      </w:r>
+      <w:proofErr w:type="gramStart"/>
+      <w:r>
+        <w:rPr>
+          <w:rFonts w:ascii="Courier New" w:hAnsi="Courier New" w:cs="Courier New"/>
+          <w:sz w:val="20"/>
+          <w:szCs w:val="20"/>
+        </w:rPr>
+        <w:t>ja  .</w:t>
+      </w:r>
       <w:proofErr w:type="gramEnd"/>
       <w:r>
+        <w:rPr>
+          <w:rFonts w:ascii="Courier New" w:hAnsi="Courier New" w:cs="Courier New"/>
+          <w:sz w:val="20"/>
+          <w:szCs w:val="20"/>
+        </w:rPr>
+        <w:t>L2</w:t>
+      </w:r>
+      <w:r>
+        <w:rPr>
+          <w:rFonts w:ascii="Courier New" w:hAnsi="Courier New" w:cs="Courier New"/>
+          <w:sz w:val="20"/>
+          <w:szCs w:val="20"/>
+        </w:rPr>
+        <w:tab/>
+      </w:r>
+      <w:r>
+        <w:tab/>
+      </w:r>
+      <w:r>
+        <w:tab/>
+      </w:r>
+      <w:r>
+        <w:tab/>
+      </w:r>
+      <w:r>
+        <w:tab/>
+      </w:r>
+      <w:r>
+        <w:rPr>
+          <w:rFonts w:ascii="Courier New" w:hAnsi="Courier New" w:cs="Courier New"/>
+          <w:sz w:val="20"/>
+          <w:szCs w:val="20"/>
+        </w:rPr>
+        <w:t>6</w:t>
+      </w:r>
+      <w:r>
+        <w:tab/>
+      </w:r>
+      <w:r>
+        <w:tab/>
+      </w:r>
+      <w:r>
+        <w:rPr>
+          <w:rFonts w:ascii="Courier New" w:hAnsi="Courier New" w:cs="Courier New"/>
+          <w:sz w:val="20"/>
+          <w:szCs w:val="20"/>
+        </w:rPr>
+        <w:t>.quad</w:t>
+      </w:r>
+      <w:proofErr w:type="gramStart"/>
+      <w:r>
+        <w:rPr>
+          <w:rFonts w:ascii="Courier New" w:hAnsi="Courier New" w:cs="Courier New"/>
+          <w:sz w:val="20"/>
+          <w:szCs w:val="20"/>
+        </w:rPr>
+        <w:tab/>
+        <w:t>.L</w:t>
+      </w:r>
+      <w:proofErr w:type="gramEnd"/>
+      <w:r>
+        <w:rPr>
+          <w:rFonts w:ascii="Courier New" w:hAnsi="Courier New" w:cs="Courier New"/>
+          <w:sz w:val="20"/>
+          <w:szCs w:val="20"/>
+        </w:rPr>
+        <w:t>6</w:t>
+      </w:r>
+    </w:p>
+    <w:p>
+      <w:pPr>
+        <w:ind w:left="720"/>
+      </w:pPr>
+      <w:r>
+        <w:rPr>
+          <w:rFonts w:ascii="Courier New" w:hAnsi="Courier New" w:cs="Courier New"/>
+          <w:sz w:val="20"/>
+          <w:szCs w:val="20"/>
+        </w:rPr>
+        <w:t>4</w:t>
+      </w:r>
+      <w:r>
+        <w:tab/>
+      </w:r>
+      <w:proofErr w:type="spellStart"/>
+      <w:r>
+        <w:rPr>
+          <w:rFonts w:ascii="Courier New" w:hAnsi="Courier New" w:cs="Courier New"/>
+          <w:sz w:val="20"/>
+          <w:szCs w:val="20"/>
+        </w:rPr>
+        <w:t>jmp</w:t>
+      </w:r>
+      <w:proofErr w:type="spellEnd"/>
+      <w:r>
+        <w:rPr>
+          <w:rFonts w:ascii="Courier New" w:hAnsi="Courier New" w:cs="Courier New"/>
+          <w:sz w:val="20"/>
+          <w:szCs w:val="20"/>
+        </w:rPr>
+        <w:t xml:space="preserve"> </w:t>
+      </w:r>
+      <w:proofErr w:type="gramStart"/>
+      <w:r>
+        <w:rPr>
+          <w:rFonts w:ascii="Courier New" w:hAnsi="Courier New" w:cs="Courier New"/>
+          <w:sz w:val="20"/>
+          <w:szCs w:val="20"/>
+        </w:rPr>
+        <w:t>*.L</w:t>
+      </w:r>
+      <w:proofErr w:type="gramEnd"/>
+      <w:r>
+        <w:rPr>
+          <w:rFonts w:ascii="Courier New" w:hAnsi="Courier New" w:cs="Courier New"/>
+          <w:sz w:val="20"/>
+          <w:szCs w:val="20"/>
+        </w:rPr>
+        <w:t>4</w:t>
+      </w:r>
+      <w:proofErr w:type="gramStart"/>
+      <w:r>
+        <w:rPr>
+          <w:rFonts w:ascii="Courier New" w:hAnsi="Courier New" w:cs="Courier New"/>
+          <w:sz w:val="20"/>
+          <w:szCs w:val="20"/>
+        </w:rPr>
+        <w:t>(,%</w:t>
+      </w:r>
+      <w:proofErr w:type="gramEnd"/>
+      <w:r>
+        <w:rPr>
+          <w:rFonts w:ascii="Courier New" w:hAnsi="Courier New" w:cs="Courier New"/>
+          <w:sz w:val="20"/>
+          <w:szCs w:val="20"/>
+        </w:rPr>
+        <w:t>rax,</w:t>
+      </w:r>
+      <w:proofErr w:type="gramStart"/>
+      <w:r>
+        <w:rPr>
+          <w:rFonts w:ascii="Courier New" w:hAnsi="Courier New" w:cs="Courier New"/>
+          <w:sz w:val="20"/>
+          <w:szCs w:val="20"/>
+        </w:rPr>
+        <w:t>8</w:t>
+      </w:r>
+      <w:r>
+        <w:rPr>
+          <w:rFonts w:ascii="Courier New" w:hAnsi="Courier New" w:cs="Courier New"/>
+          <w:sz w:val="20"/>
+          <w:szCs w:val="20"/>
+        </w:rPr>
+        <w:t>)</w:t>
+      </w:r>
+      <w:r>
+        <w:tab/>
+      </w:r>
+      <w:r>
+        <w:tab/>
+      </w:r>
+      <w:r>
+        <w:tab/>
+      </w:r>
+      <w:r>
+        <w:tab/>
+      </w:r>
+      <w:r>
+        <w:rPr>
+          <w:rFonts w:ascii="Courier New" w:hAnsi="Courier New" w:cs="Courier New"/>
+          <w:sz w:val="20"/>
+          <w:szCs w:val="20"/>
+        </w:rPr>
+        <w:t>7</w:t>
+      </w:r>
+      <w:r>
+        <w:tab/>
+      </w:r>
+      <w:r>
+        <w:tab/>
+      </w:r>
+      <w:r>
+        <w:rPr>
+          <w:rFonts w:ascii="Courier New" w:hAnsi="Courier New" w:cs="Courier New"/>
+          <w:sz w:val="20"/>
+          <w:szCs w:val="20"/>
+        </w:rPr>
         <w:t>.</w:t>
       </w:r>
-    </w:p>
-    <w:p>
-      <w:pPr>
-        <w:ind w:left="720"/>
-      </w:pPr>
-    </w:p>
-    <w:p>
-      <w:pPr>
-        <w:ind w:left="720"/>
-        <w:rPr>
-          <w:i/>
-        </w:rPr>
-      </w:pPr>
-      <w:r>
-        <w:tab/>
-      </w:r>
-      <w:r>
-        <w:tab/>
-      </w:r>
-      <w:r>
-        <w:tab/>
-      </w:r>
-      <w:r>
-        <w:tab/>
-      </w:r>
-      <w:r>
-        <w:tab/>
-      </w:r>
-      <w:r>
-        <w:tab/>
-      </w:r>
-      <w:r>
-        <w:tab/>
-      </w:r>
-      <w:r>
-        <w:tab/>
-      </w:r>
-      <w:r>
-        <w:rPr>
-          <w:i/>
-        </w:rPr>
-        <w:t>Jump table for switch2</w:t>
-      </w:r>
-    </w:p>
-    <w:p>
-      <w:pPr>
-        <w:ind w:left="720"/>
-      </w:pPr>
-      <w:r>
-        <w:tab/>
-      </w:r>
-      <w:r>
-        <w:tab/>
-      </w:r>
-      <w:r>
-        <w:tab/>
-      </w:r>
-      <w:r>
-        <w:tab/>
-      </w:r>
-      <w:r>
-        <w:tab/>
-      </w:r>
-      <w:r>
-        <w:tab/>
-      </w:r>
-      <w:r>
-        <w:tab/>
+      <w:r>
+        <w:rPr>
+          <w:rFonts w:ascii="Courier New" w:hAnsi="Courier New" w:cs="Courier New"/>
+          <w:sz w:val="20"/>
+          <w:szCs w:val="20"/>
+        </w:rPr>
+        <w:t>quad</w:t>
+      </w:r>
+      <w:r>
+        <w:rPr>
+          <w:rFonts w:ascii="Courier New" w:hAnsi="Courier New" w:cs="Courier New"/>
+          <w:sz w:val="20"/>
+          <w:szCs w:val="20"/>
+        </w:rPr>
+        <w:tab/>
+        <w:t>.L</w:t>
+      </w:r>
+      <w:proofErr w:type="gramEnd"/>
+      <w:r>
+        <w:rPr>
+          <w:rFonts w:ascii="Courier New" w:hAnsi="Courier New" w:cs="Courier New"/>
+          <w:sz w:val="20"/>
+          <w:szCs w:val="20"/>
+        </w:rPr>
+        <w:t>7</w:t>
+      </w:r>
+    </w:p>
+    <w:p>
+      <w:pPr>
+        <w:ind w:left="720"/>
+        <w:rPr>
+          <w:rFonts w:ascii="Courier New" w:hAnsi="Courier New" w:cs="Courier New"/>
+          <w:sz w:val="20"/>
+          <w:szCs w:val="20"/>
+        </w:rPr>
+      </w:pPr>
+    </w:p>
+    <w:p>
+      <w:pPr>
+        <w:ind w:left="720"/>
+        <w:rPr>
+          <w:rFonts w:ascii="Courier New" w:hAnsi="Courier New" w:cs="Courier New"/>
+          <w:sz w:val="20"/>
+          <w:szCs w:val="20"/>
+        </w:rPr>
+      </w:pPr>
+    </w:p>
+    <w:p>
+      <w:pPr>
+        <w:ind w:left="720"/>
+      </w:pPr>
+      <w:r>
+        <w:t>Use the foregoing information to answer the following questions:</w:t>
+      </w:r>
+    </w:p>
+    <w:p>
+      <w:pPr>
+        <w:ind w:left="720"/>
+      </w:pPr>
+    </w:p>
+    <w:p>
+      <w:pPr>
+        <w:pStyle w:val="ListParagraph"/>
+        <w:numPr>
+          <w:ilvl w:val="0"/>
+          <w:numId w:val="13"/>
+        </w:numPr>
+      </w:pPr>
+      <w:r>
+        <w:rPr>
+          <w:b/>
+        </w:rPr>
+        <w:t>(5)</w:t>
+      </w:r>
+      <w:r>
+        <w:t xml:space="preserve"> </w:t>
+      </w:r>
+      <w:r>
+        <w:t>What were the values of the case labels in the switch statement body?</w:t>
+      </w:r>
+    </w:p>
+    <w:p/>
+    <w:p>
+      <w:r>
+        <w:t xml:space="preserve">X </w:t>
+      </w:r>
+      <w:r>
+        <w:t>-</w:t>
+      </w:r>
+      <w:r>
+        <w:t xml:space="preserve"> 50</w:t>
+      </w:r>
+      <w:r>
+        <w:t xml:space="preserve"> -&gt; X starts at 50 to get 0.</w:t>
+      </w:r>
+      <w:r>
+        <w:t xml:space="preserve"> If greater than 5</w:t>
+      </w:r>
+      <w:r>
+        <w:t xml:space="preserve"> or less than 0, default </w:t>
       </w:r>
       <w:proofErr w:type="gramStart"/>
       <w:r>
-        <w:rPr>
-          <w:rFonts w:ascii="Courier New" w:hAnsi="Courier New" w:cs="Courier New"/>
-          <w:sz w:val="20"/>
-          <w:szCs w:val="20"/>
-        </w:rPr>
-        <w:t>1</w:t>
+        <w:t>(.L</w:t>
       </w:r>
       <w:proofErr w:type="gramEnd"/>
       <w:r>
-        <w:tab/>
-      </w:r>
-      <w:r>
-        <w:rPr>
-          <w:rFonts w:ascii="Courier New" w:hAnsi="Courier New" w:cs="Courier New"/>
-          <w:sz w:val="20"/>
-          <w:szCs w:val="20"/>
-        </w:rPr>
-        <w:t>.L4</w:t>
-      </w:r>
-      <w:r>
-        <w:rPr>
-          <w:rFonts w:ascii="Courier New" w:hAnsi="Courier New" w:cs="Courier New"/>
-          <w:sz w:val="20"/>
-          <w:szCs w:val="20"/>
-        </w:rPr>
-        <w:t>:</w:t>
-      </w:r>
-    </w:p>
-    <w:p>
-      <w:pPr>
-        <w:ind w:left="720"/>
-        <w:rPr>
-          <w:rFonts w:ascii="Courier New" w:hAnsi="Courier New" w:cs="Courier New"/>
-          <w:sz w:val="20"/>
-          <w:szCs w:val="20"/>
-        </w:rPr>
-      </w:pPr>
-      <w:r>
-        <w:tab/>
-      </w:r>
-      <w:r>
-        <w:tab/>
-      </w:r>
-      <w:r>
-        <w:tab/>
-      </w:r>
-      <w:r>
-        <w:tab/>
-      </w:r>
-      <w:r>
-        <w:tab/>
-      </w:r>
-      <w:r>
-        <w:tab/>
-      </w:r>
-      <w:r>
-        <w:tab/>
-      </w:r>
-      <w:proofErr w:type="gramStart"/>
-      <w:r>
-        <w:rPr>
-          <w:rFonts w:ascii="Courier New" w:hAnsi="Courier New" w:cs="Courier New"/>
-          <w:sz w:val="20"/>
-          <w:szCs w:val="20"/>
-        </w:rPr>
-        <w:t>2</w:t>
-      </w:r>
-      <w:r>
-        <w:tab/>
-      </w:r>
-      <w:r>
-        <w:tab/>
-      </w:r>
-      <w:r>
-        <w:rPr>
-          <w:rFonts w:ascii="Courier New" w:hAnsi="Courier New" w:cs="Courier New"/>
-          <w:sz w:val="20"/>
-          <w:szCs w:val="20"/>
-        </w:rPr>
-        <w:t>.quad</w:t>
-      </w:r>
-      <w:proofErr w:type="gramEnd"/>
-      <w:r>
-        <w:rPr>
-          <w:rFonts w:ascii="Courier New" w:hAnsi="Courier New" w:cs="Courier New"/>
-          <w:sz w:val="20"/>
-          <w:szCs w:val="20"/>
-        </w:rPr>
-        <w:tab/>
-        <w:t>.L3</w:t>
-      </w:r>
-    </w:p>
-    <w:p>
-      <w:pPr>
-        <w:ind w:left="720"/>
-        <w:rPr>
-          <w:rFonts w:ascii="Courier New" w:hAnsi="Courier New" w:cs="Courier New"/>
-          <w:sz w:val="20"/>
-          <w:szCs w:val="20"/>
-        </w:rPr>
-      </w:pPr>
-      <w:r>
-        <w:tab/>
-      </w:r>
-      <w:r>
-        <w:rPr>
-          <w:i/>
-        </w:rPr>
-        <w:t>Setting up jump table access</w:t>
-      </w:r>
-      <w:r>
-        <w:tab/>
-      </w:r>
-      <w:r>
-        <w:tab/>
-      </w:r>
-      <w:r>
-        <w:tab/>
-      </w:r>
-      <w:r>
-        <w:rPr>
-          <w:rFonts w:ascii="Courier New" w:hAnsi="Courier New" w:cs="Courier New"/>
-          <w:sz w:val="20"/>
-          <w:szCs w:val="20"/>
-        </w:rPr>
-        <w:t>3</w:t>
-      </w:r>
-      <w:r>
-        <w:tab/>
-      </w:r>
-      <w:r>
-        <w:tab/>
-      </w:r>
-      <w:r>
-        <w:rPr>
-          <w:rFonts w:ascii="Courier New" w:hAnsi="Courier New" w:cs="Courier New"/>
-          <w:sz w:val="20"/>
-          <w:szCs w:val="20"/>
-        </w:rPr>
-        <w:t>.quad</w:t>
-      </w:r>
-      <w:r>
-        <w:rPr>
-          <w:rFonts w:ascii="Courier New" w:hAnsi="Courier New" w:cs="Courier New"/>
-          <w:sz w:val="20"/>
-          <w:szCs w:val="20"/>
-        </w:rPr>
-        <w:tab/>
-        <w:t>.L2</w:t>
-      </w:r>
-    </w:p>
-    <w:p>
-      <w:pPr>
-        <w:ind w:left="720"/>
-        <w:rPr>
-          <w:rFonts w:ascii="Courier New" w:hAnsi="Courier New" w:cs="Courier New"/>
-          <w:sz w:val="20"/>
-          <w:szCs w:val="20"/>
-        </w:rPr>
-      </w:pPr>
-      <w:r>
-        <w:rPr>
-          <w:rFonts w:ascii="Courier New" w:hAnsi="Courier New" w:cs="Courier New"/>
-          <w:sz w:val="20"/>
-          <w:szCs w:val="20"/>
-        </w:rPr>
-        <w:t>1</w:t>
-      </w:r>
-      <w:r>
-        <w:tab/>
-      </w:r>
-      <w:proofErr w:type="spellStart"/>
-      <w:r>
-        <w:rPr>
-          <w:rFonts w:ascii="Courier New" w:hAnsi="Courier New" w:cs="Courier New"/>
-          <w:sz w:val="20"/>
-          <w:szCs w:val="20"/>
-        </w:rPr>
-        <w:t>leaq</w:t>
-      </w:r>
-      <w:proofErr w:type="spellEnd"/>
-      <w:r>
-        <w:rPr>
-          <w:rFonts w:ascii="Courier New" w:hAnsi="Courier New" w:cs="Courier New"/>
-          <w:sz w:val="20"/>
-          <w:szCs w:val="20"/>
-        </w:rPr>
-        <w:t xml:space="preserve"> -50(%</w:t>
-      </w:r>
-      <w:proofErr w:type="spellStart"/>
-      <w:r>
-        <w:rPr>
-          <w:rFonts w:ascii="Courier New" w:hAnsi="Courier New" w:cs="Courier New"/>
-          <w:sz w:val="20"/>
-          <w:szCs w:val="20"/>
-        </w:rPr>
-        <w:t>rdi</w:t>
-      </w:r>
-      <w:proofErr w:type="spellEnd"/>
-      <w:r>
-        <w:rPr>
-          <w:rFonts w:ascii="Courier New" w:hAnsi="Courier New" w:cs="Courier New"/>
-          <w:sz w:val="20"/>
-          <w:szCs w:val="20"/>
-        </w:rPr>
-        <w:t>), %</w:t>
-      </w:r>
-      <w:proofErr w:type="spellStart"/>
-      <w:r>
-        <w:rPr>
-          <w:rFonts w:ascii="Courier New" w:hAnsi="Courier New" w:cs="Courier New"/>
-          <w:sz w:val="20"/>
-          <w:szCs w:val="20"/>
-        </w:rPr>
-        <w:t>r</w:t>
-      </w:r>
-      <w:r>
-        <w:rPr>
-          <w:rFonts w:ascii="Courier New" w:hAnsi="Courier New" w:cs="Courier New"/>
-          <w:sz w:val="20"/>
-          <w:szCs w:val="20"/>
-        </w:rPr>
-        <w:t>ax</w:t>
-      </w:r>
-      <w:proofErr w:type="spellEnd"/>
-      <w:r>
-        <w:tab/>
-      </w:r>
-      <w:r>
-        <w:tab/>
-      </w:r>
-      <w:r>
-        <w:tab/>
-      </w:r>
-      <w:r>
-        <w:rPr>
-          <w:rFonts w:ascii="Courier New" w:hAnsi="Courier New" w:cs="Courier New"/>
-          <w:sz w:val="20"/>
-          <w:szCs w:val="20"/>
-        </w:rPr>
-        <w:t>4</w:t>
-      </w:r>
-      <w:r>
-        <w:tab/>
-      </w:r>
-      <w:r>
-        <w:tab/>
-      </w:r>
-      <w:r>
-        <w:rPr>
-          <w:rFonts w:ascii="Courier New" w:hAnsi="Courier New" w:cs="Courier New"/>
-          <w:sz w:val="20"/>
-          <w:szCs w:val="20"/>
-        </w:rPr>
-        <w:t>.quad</w:t>
-      </w:r>
-      <w:r>
-        <w:rPr>
-          <w:rFonts w:ascii="Courier New" w:hAnsi="Courier New" w:cs="Courier New"/>
-          <w:sz w:val="20"/>
-          <w:szCs w:val="20"/>
-        </w:rPr>
-        <w:tab/>
-        <w:t>.L3</w:t>
-      </w:r>
-    </w:p>
-    <w:p>
-      <w:pPr>
-        <w:ind w:left="720"/>
-      </w:pPr>
-      <w:r>
-        <w:rPr>
-          <w:rFonts w:ascii="Courier New" w:hAnsi="Courier New" w:cs="Courier New"/>
-          <w:sz w:val="20"/>
-          <w:szCs w:val="20"/>
-        </w:rPr>
-        <w:lastRenderedPageBreak/>
-        <w:t>2</w:t>
-      </w:r>
-      <w:r>
-        <w:tab/>
-      </w:r>
-      <w:proofErr w:type="spellStart"/>
-      <w:r>
-        <w:rPr>
-          <w:rFonts w:ascii="Courier New" w:hAnsi="Courier New" w:cs="Courier New"/>
-          <w:sz w:val="20"/>
-          <w:szCs w:val="20"/>
-        </w:rPr>
-        <w:t>cmpq</w:t>
-      </w:r>
-      <w:proofErr w:type="spellEnd"/>
-      <w:r>
-        <w:rPr>
-          <w:rFonts w:ascii="Courier New" w:hAnsi="Courier New" w:cs="Courier New"/>
-          <w:sz w:val="20"/>
-          <w:szCs w:val="20"/>
-        </w:rPr>
-        <w:t xml:space="preserve"> $5, %</w:t>
-      </w:r>
-      <w:proofErr w:type="spellStart"/>
-      <w:r>
-        <w:rPr>
-          <w:rFonts w:ascii="Courier New" w:hAnsi="Courier New" w:cs="Courier New"/>
-          <w:sz w:val="20"/>
-          <w:szCs w:val="20"/>
-        </w:rPr>
-        <w:t>r</w:t>
-      </w:r>
-      <w:r>
-        <w:rPr>
-          <w:rFonts w:ascii="Courier New" w:hAnsi="Courier New" w:cs="Courier New"/>
-          <w:sz w:val="20"/>
-          <w:szCs w:val="20"/>
-        </w:rPr>
-        <w:t>ax</w:t>
-      </w:r>
-      <w:proofErr w:type="spellEnd"/>
-      <w:r>
-        <w:tab/>
-      </w:r>
-      <w:r>
-        <w:tab/>
-      </w:r>
-      <w:r>
-        <w:tab/>
-      </w:r>
-      <w:r>
-        <w:tab/>
-      </w:r>
-      <w:r>
-        <w:rPr>
-          <w:rFonts w:ascii="Courier New" w:hAnsi="Courier New" w:cs="Courier New"/>
-          <w:sz w:val="20"/>
-          <w:szCs w:val="20"/>
-        </w:rPr>
-        <w:t>5</w:t>
-      </w:r>
-      <w:r>
-        <w:tab/>
-      </w:r>
-      <w:r>
-        <w:tab/>
-      </w:r>
-      <w:r>
-        <w:rPr>
-          <w:rFonts w:ascii="Courier New" w:hAnsi="Courier New" w:cs="Courier New"/>
-          <w:sz w:val="20"/>
-          <w:szCs w:val="20"/>
-        </w:rPr>
-        <w:t>.quad</w:t>
-      </w:r>
-      <w:r>
-        <w:rPr>
-          <w:rFonts w:ascii="Courier New" w:hAnsi="Courier New" w:cs="Courier New"/>
-          <w:sz w:val="20"/>
-          <w:szCs w:val="20"/>
-        </w:rPr>
-        <w:tab/>
-        <w:t>.L</w:t>
-      </w:r>
-      <w:r>
-        <w:rPr>
-          <w:rFonts w:ascii="Courier New" w:hAnsi="Courier New" w:cs="Courier New"/>
-          <w:sz w:val="20"/>
-          <w:szCs w:val="20"/>
-        </w:rPr>
-        <w:t>5</w:t>
-      </w:r>
-    </w:p>
-    <w:p>
-      <w:pPr>
-        <w:ind w:left="720"/>
-      </w:pPr>
-      <w:r>
-        <w:rPr>
-          <w:rFonts w:ascii="Courier New" w:hAnsi="Courier New" w:cs="Courier New"/>
-          <w:sz w:val="20"/>
-          <w:szCs w:val="20"/>
-        </w:rPr>
-        <w:t>3</w:t>
-      </w:r>
-      <w:r>
-        <w:tab/>
-      </w:r>
-      <w:proofErr w:type="gramStart"/>
-      <w:r>
-        <w:rPr>
-          <w:rFonts w:ascii="Courier New" w:hAnsi="Courier New" w:cs="Courier New"/>
-          <w:sz w:val="20"/>
-          <w:szCs w:val="20"/>
-        </w:rPr>
-        <w:t>ja  .</w:t>
-      </w:r>
-      <w:proofErr w:type="gramEnd"/>
-      <w:r>
-        <w:rPr>
-          <w:rFonts w:ascii="Courier New" w:hAnsi="Courier New" w:cs="Courier New"/>
-          <w:sz w:val="20"/>
-          <w:szCs w:val="20"/>
-        </w:rPr>
-        <w:t>L2</w:t>
-      </w:r>
-      <w:r>
-        <w:rPr>
-          <w:rFonts w:ascii="Courier New" w:hAnsi="Courier New" w:cs="Courier New"/>
-          <w:sz w:val="20"/>
-          <w:szCs w:val="20"/>
-        </w:rPr>
-        <w:tab/>
-      </w:r>
-      <w:r>
-        <w:tab/>
-      </w:r>
-      <w:r>
-        <w:tab/>
-      </w:r>
-      <w:r>
-        <w:tab/>
-      </w:r>
-      <w:r>
-        <w:tab/>
-      </w:r>
-      <w:r>
-        <w:rPr>
-          <w:rFonts w:ascii="Courier New" w:hAnsi="Courier New" w:cs="Courier New"/>
-          <w:sz w:val="20"/>
-          <w:szCs w:val="20"/>
-        </w:rPr>
-        <w:t>6</w:t>
-      </w:r>
-      <w:r>
-        <w:tab/>
-      </w:r>
-      <w:r>
-        <w:tab/>
-      </w:r>
-      <w:r>
-        <w:rPr>
-          <w:rFonts w:ascii="Courier New" w:hAnsi="Courier New" w:cs="Courier New"/>
-          <w:sz w:val="20"/>
-          <w:szCs w:val="20"/>
-        </w:rPr>
-        <w:t>.quad</w:t>
-      </w:r>
-      <w:r>
-        <w:rPr>
-          <w:rFonts w:ascii="Courier New" w:hAnsi="Courier New" w:cs="Courier New"/>
-          <w:sz w:val="20"/>
-          <w:szCs w:val="20"/>
-        </w:rPr>
-        <w:tab/>
-        <w:t>.L</w:t>
-      </w:r>
-      <w:r>
-        <w:rPr>
-          <w:rFonts w:ascii="Courier New" w:hAnsi="Courier New" w:cs="Courier New"/>
-          <w:sz w:val="20"/>
-          <w:szCs w:val="20"/>
-        </w:rPr>
-        <w:t>6</w:t>
-      </w:r>
-    </w:p>
-    <w:p>
-      <w:pPr>
-        <w:ind w:left="720"/>
-      </w:pPr>
-      <w:r>
-        <w:rPr>
-          <w:rFonts w:ascii="Courier New" w:hAnsi="Courier New" w:cs="Courier New"/>
-          <w:sz w:val="20"/>
-          <w:szCs w:val="20"/>
-        </w:rPr>
-        <w:t>4</w:t>
-      </w:r>
-      <w:r>
-        <w:tab/>
-      </w:r>
-      <w:proofErr w:type="spellStart"/>
-      <w:r>
-        <w:rPr>
-          <w:rFonts w:ascii="Courier New" w:hAnsi="Courier New" w:cs="Courier New"/>
-          <w:sz w:val="20"/>
-          <w:szCs w:val="20"/>
-        </w:rPr>
-        <w:t>jmp</w:t>
-      </w:r>
-      <w:proofErr w:type="spellEnd"/>
-      <w:r>
-        <w:rPr>
-          <w:rFonts w:ascii="Courier New" w:hAnsi="Courier New" w:cs="Courier New"/>
-          <w:sz w:val="20"/>
-          <w:szCs w:val="20"/>
-        </w:rPr>
-        <w:t xml:space="preserve"> *.</w:t>
-      </w:r>
-      <w:proofErr w:type="gramStart"/>
-      <w:r>
-        <w:rPr>
-          <w:rFonts w:ascii="Courier New" w:hAnsi="Courier New" w:cs="Courier New"/>
-          <w:sz w:val="20"/>
-          <w:szCs w:val="20"/>
-        </w:rPr>
-        <w:t>L4(</w:t>
-      </w:r>
-      <w:proofErr w:type="gramEnd"/>
-      <w:r>
-        <w:rPr>
-          <w:rFonts w:ascii="Courier New" w:hAnsi="Courier New" w:cs="Courier New"/>
-          <w:sz w:val="20"/>
-          <w:szCs w:val="20"/>
-        </w:rPr>
-        <w:t>,%rax,8</w:t>
-      </w:r>
-      <w:r>
-        <w:rPr>
-          <w:rFonts w:ascii="Courier New" w:hAnsi="Courier New" w:cs="Courier New"/>
-          <w:sz w:val="20"/>
-          <w:szCs w:val="20"/>
-        </w:rPr>
-        <w:t>)</w:t>
-      </w:r>
-      <w:r>
-        <w:tab/>
-      </w:r>
-      <w:r>
-        <w:tab/>
-      </w:r>
-      <w:r>
-        <w:tab/>
-      </w:r>
-      <w:r>
-        <w:tab/>
-      </w:r>
-      <w:r>
-        <w:rPr>
-          <w:rFonts w:ascii="Courier New" w:hAnsi="Courier New" w:cs="Courier New"/>
-          <w:sz w:val="20"/>
-          <w:szCs w:val="20"/>
-        </w:rPr>
-        <w:t>7</w:t>
-      </w:r>
-      <w:r>
-        <w:tab/>
-      </w:r>
-      <w:r>
-        <w:tab/>
-      </w:r>
-      <w:r>
-        <w:rPr>
-          <w:rFonts w:ascii="Courier New" w:hAnsi="Courier New" w:cs="Courier New"/>
-          <w:sz w:val="20"/>
-          <w:szCs w:val="20"/>
-        </w:rPr>
-        <w:t>.</w:t>
-      </w:r>
-      <w:r>
-        <w:rPr>
-          <w:rFonts w:ascii="Courier New" w:hAnsi="Courier New" w:cs="Courier New"/>
-          <w:sz w:val="20"/>
-          <w:szCs w:val="20"/>
-        </w:rPr>
-        <w:t>quad</w:t>
-      </w:r>
-      <w:r>
-        <w:rPr>
-          <w:rFonts w:ascii="Courier New" w:hAnsi="Courier New" w:cs="Courier New"/>
-          <w:sz w:val="20"/>
-          <w:szCs w:val="20"/>
-        </w:rPr>
-        <w:tab/>
-        <w:t>.L</w:t>
-      </w:r>
-      <w:r>
-        <w:rPr>
-          <w:rFonts w:ascii="Courier New" w:hAnsi="Courier New" w:cs="Courier New"/>
-          <w:sz w:val="20"/>
-          <w:szCs w:val="20"/>
-        </w:rPr>
-        <w:t>7</w:t>
-      </w:r>
-    </w:p>
-    <w:p>
-      <w:pPr>
-        <w:ind w:left="720"/>
-        <w:rPr>
-          <w:rFonts w:ascii="Courier New" w:hAnsi="Courier New" w:cs="Courier New"/>
-          <w:sz w:val="20"/>
-          <w:szCs w:val="20"/>
-        </w:rPr>
-      </w:pPr>
-    </w:p>
-    <w:p>
-      <w:pPr>
-        <w:ind w:left="720"/>
-        <w:rPr>
-          <w:rFonts w:ascii="Courier New" w:hAnsi="Courier New" w:cs="Courier New"/>
-          <w:sz w:val="20"/>
-          <w:szCs w:val="20"/>
-        </w:rPr>
-      </w:pPr>
-    </w:p>
-    <w:p>
-      <w:pPr>
-        <w:ind w:left="720"/>
-      </w:pPr>
-      <w:r>
-        <w:t>Use the foregoing information to answer the following questions:</w:t>
-      </w:r>
-    </w:p>
-    <w:p>
-      <w:pPr>
-        <w:ind w:left="720"/>
-      </w:pPr>
-    </w:p>
-    <w:p>
-      <w:pPr>
-        <w:ind w:left="720"/>
-      </w:pPr>
-      <w:r>
-        <w:t xml:space="preserve">A.  </w:t>
-      </w:r>
-      <w:r>
-        <w:tab/>
-      </w:r>
-      <w:r>
-        <w:rPr>
-          <w:b/>
-        </w:rPr>
-        <w:t>(5)</w:t>
+        <w:t xml:space="preserve">2). 1 also jumps to default, so it is a hole. </w:t>
+      </w:r>
+    </w:p>
+    <w:p>
+      <w:r>
+        <w:t xml:space="preserve">Values: 0, </w:t>
+      </w:r>
+      <w:r>
+        <w:rPr>
+          <w:strike/>
+        </w:rPr>
+        <w:t>1,</w:t>
       </w:r>
       <w:r>
         <w:t xml:space="preserve"> </w:t>
       </w:r>
       <w:r>
-        <w:t>What were the values of the case labels in the switch statement body?</w:t>
-      </w:r>
-    </w:p>
-    <w:p>
-      <w:pPr>
-        <w:ind w:left="720"/>
-      </w:pPr>
-    </w:p>
-    <w:p>
-      <w:pPr>
-        <w:ind w:left="720"/>
-      </w:pPr>
-    </w:p>
-    <w:p>
-      <w:pPr>
-        <w:ind w:left="720"/>
-      </w:pPr>
-    </w:p>
-    <w:p>
-      <w:pPr>
-        <w:ind w:left="720"/>
-      </w:pPr>
-    </w:p>
-    <w:p>
-      <w:pPr>
-        <w:ind w:left="720"/>
-      </w:pPr>
-      <w:r>
-        <w:t>B.</w:t>
-      </w:r>
-      <w:r>
-        <w:t xml:space="preserve"> </w:t>
-      </w:r>
-      <w:r>
-        <w:tab/>
-      </w:r>
+        <w:t xml:space="preserve">2, 3, 4, 5 -&gt; </w:t>
+      </w:r>
+      <w:r>
+        <w:rPr>
+          <w:highlight w:val="yellow"/>
+        </w:rPr>
+        <w:t>50</w:t>
+      </w:r>
+      <w:r>
+        <w:rPr>
+          <w:highlight w:val="yellow"/>
+        </w:rPr>
+        <w:t xml:space="preserve">, </w:t>
+      </w:r>
+      <w:r>
+        <w:rPr>
+          <w:highlight w:val="yellow"/>
+        </w:rPr>
+        <w:t>52, 53, 54, 55</w:t>
+      </w:r>
+    </w:p>
+    <w:p>
+      <w:pPr>
+        <w:ind w:left="720"/>
+      </w:pPr>
+      <w:r>
+        <w:t xml:space="preserve">  </w:t>
+      </w:r>
+    </w:p>
+    <w:p/>
+    <w:p>
+      <w:pPr>
+        <w:pStyle w:val="ListParagraph"/>
+        <w:numPr>
+          <w:ilvl w:val="0"/>
+          <w:numId w:val="13"/>
+        </w:numPr>
+      </w:pPr>
       <w:r>
         <w:rPr>
           <w:b/>
@@ -2515,6 +3221,46 @@
       </w:r>
       <w:r>
         <w:t>What cases had multiple labels in the C code?</w:t>
+      </w:r>
+    </w:p>
+    <w:p>
+      <w:r>
+        <w:rPr>
+          <w:highlight w:val="yellow"/>
+        </w:rPr>
+        <w:t xml:space="preserve">Cases </w:t>
+      </w:r>
+      <w:r>
+        <w:rPr>
+          <w:highlight w:val="yellow"/>
+        </w:rPr>
+        <w:t xml:space="preserve">50 and </w:t>
+      </w:r>
+      <w:r>
+        <w:rPr>
+          <w:highlight w:val="yellow"/>
+        </w:rPr>
+        <w:t>52</w:t>
+      </w:r>
+      <w:r>
+        <w:rPr>
+          <w:highlight w:val="yellow"/>
+        </w:rPr>
+        <w:t xml:space="preserve">, both jump </w:t>
+      </w:r>
+      <w:proofErr w:type="gramStart"/>
+      <w:r>
+        <w:rPr>
+          <w:highlight w:val="yellow"/>
+        </w:rPr>
+        <w:t>to .L</w:t>
+      </w:r>
+      <w:proofErr w:type="gramEnd"/>
+      <w:r>
+        <w:rPr>
+          <w:highlight w:val="yellow"/>
+        </w:rPr>
+        <w:t>3</w:t>
       </w:r>
     </w:p>
     <w:p>
@@ -2536,7 +3282,7 @@
 </file>
 
 <file path=word/endnotes.xml><?xml version="1.0" encoding="utf-8"?>
-<w:endnotes xmlns:wpc="http://schemas.microsoft.com/office/word/2010/wordprocessingCanvas" xmlns:cx="http://schemas.microsoft.com/office/drawing/2014/chartex" xmlns:cx1="http://schemas.microsoft.com/office/drawing/2015/9/8/chartex" xmlns:mc="http://schemas.openxmlformats.org/markup-compatibility/2006" xmlns:o="urn:schemas-microsoft-com:office:office" xmlns:r="http://schemas.openxmlformats.org/officeDocument/2006/relationships" xmlns:m="http://schemas.openxmlformats.org/officeDocument/2006/math" xmlns:v="urn:schemas-microsoft-com:vml" xmlns:wp14="http://schemas.microsoft.com/office/word/2010/wordprocessingDrawing" xmlns:wp="http://schemas.openxmlformats.org/drawingml/2006/wordprocessingDrawing" xmlns:w10="urn:schemas-microsoft-com:office:word" xmlns:w="http://schemas.openxmlformats.org/wordprocessingml/2006/main" xmlns:w14="http://schemas.microsoft.com/office/word/2010/wordml" xmlns:w15="http://schemas.microsoft.com/office/word/2012/wordml" xmlns:w16se="http://schemas.microsoft.com/office/word/2015/wordml/symex" xmlns:wpg="http://schemas.microsoft.com/office/word/2010/wordprocessingGroup" xmlns:wpi="http://schemas.microsoft.com/office/word/2010/wordprocessingInk" xmlns:wne="http://schemas.microsoft.com/office/word/2006/wordml" xmlns:wps="http://schemas.microsoft.com/office/word/2010/wordprocessingShape" mc:Ignorable="w14 w15 w16se wp14">
+<w:endnotes xmlns:wpc="http://schemas.microsoft.com/office/word/2010/wordprocessingCanvas" xmlns:cx="http://schemas.microsoft.com/office/drawing/2014/chartex" xmlns:cx1="http://schemas.microsoft.com/office/drawing/2015/9/8/chartex" xmlns:cx2="http://schemas.microsoft.com/office/drawing/2015/10/21/chartex" xmlns:cx3="http://schemas.microsoft.com/office/drawing/2016/5/9/chartex" xmlns:cx4="http://schemas.microsoft.com/office/drawing/2016/5/10/chartex" xmlns:cx5="http://schemas.microsoft.com/office/drawing/2016/5/11/chartex" xmlns:cx6="http://schemas.microsoft.com/office/drawing/2016/5/12/chartex" xmlns:cx7="http://schemas.microsoft.com/office/drawing/2016/5/13/chartex" xmlns:cx8="http://schemas.microsoft.com/office/drawing/2016/5/14/chartex" xmlns:mc="http://schemas.openxmlformats.org/markup-compatibility/2006" xmlns:aink="http://schemas.microsoft.com/office/drawing/2016/ink" xmlns:am3d="http://schemas.microsoft.com/office/drawing/2017/model3d" xmlns:o="urn:schemas-microsoft-com:office:office" xmlns:oel="http://schemas.microsoft.com/office/2019/extlst" xmlns:r="http://schemas.openxmlformats.org/officeDocument/2006/relationships" xmlns:m="http://schemas.openxmlformats.org/officeDocument/2006/math" xmlns:v="urn:schemas-microsoft-com:vml" xmlns:wp14="http://schemas.microsoft.com/office/word/2010/wordprocessingDrawing" xmlns:wp="http://schemas.openxmlformats.org/drawingml/2006/wordprocessingDrawing" xmlns:w10="urn:schemas-microsoft-com:office:word" xmlns:w="http://schemas.openxmlformats.org/wordprocessingml/2006/main" xmlns:w14="http://schemas.microsoft.com/office/word/2010/wordml" xmlns:w15="http://schemas.microsoft.com/office/word/2012/wordml" xmlns:w16cex="http://schemas.microsoft.com/office/word/2018/wordml/cex" xmlns:w16cid="http://schemas.microsoft.com/office/word/2016/wordml/cid" xmlns:w16="http://schemas.microsoft.com/office/word/2018/wordml" xmlns:w16du="http://schemas.microsoft.com/office/word/2023/wordml/word16du" xmlns:w16sdtdh="http://schemas.microsoft.com/office/word/2020/wordml/sdtdatahash" xmlns:w16sdtfl="http://schemas.microsoft.com/office/word/2024/wordml/sdtformatlock" xmlns:w16se="http://schemas.microsoft.com/office/word/2015/wordml/symex" xmlns:wpg="http://schemas.microsoft.com/office/word/2010/wordprocessingGroup" xmlns:wpi="http://schemas.microsoft.com/office/word/2010/wordprocessingInk" xmlns:wne="http://schemas.microsoft.com/office/word/2006/wordml" xmlns:wps="http://schemas.microsoft.com/office/word/2010/wordprocessingShape" mc:Ignorable="w14 w15 w16se w16cid w16 w16cex w16sdtdh w16sdtfl w16du wp14">
   <w:endnote w:type="separator" w:id="-1">
     <w:p>
       <w:r>
@@ -2555,7 +3301,7 @@
 </file>
 
 <file path=word/footnotes.xml><?xml version="1.0" encoding="utf-8"?>
-<w:footnotes xmlns:wpc="http://schemas.microsoft.com/office/word/2010/wordprocessingCanvas" xmlns:cx="http://schemas.microsoft.com/office/drawing/2014/chartex" xmlns:cx1="http://schemas.microsoft.com/office/drawing/2015/9/8/chartex" xmlns:mc="http://schemas.openxmlformats.org/markup-compatibility/2006" xmlns:o="urn:schemas-microsoft-com:office:office" xmlns:r="http://schemas.openxmlformats.org/officeDocument/2006/relationships" xmlns:m="http://schemas.openxmlformats.org/officeDocument/2006/math" xmlns:v="urn:schemas-microsoft-com:vml" xmlns:wp14="http://schemas.microsoft.com/office/word/2010/wordprocessingDrawing" xmlns:wp="http://schemas.openxmlformats.org/drawingml/2006/wordprocessingDrawing" xmlns:w10="urn:schemas-microsoft-com:office:word" xmlns:w="http://schemas.openxmlformats.org/wordprocessingml/2006/main" xmlns:w14="http://schemas.microsoft.com/office/word/2010/wordml" xmlns:w15="http://schemas.microsoft.com/office/word/2012/wordml" xmlns:w16se="http://schemas.microsoft.com/office/word/2015/wordml/symex" xmlns:wpg="http://schemas.microsoft.com/office/word/2010/wordprocessingGroup" xmlns:wpi="http://schemas.microsoft.com/office/word/2010/wordprocessingInk" xmlns:wne="http://schemas.microsoft.com/office/word/2006/wordml" xmlns:wps="http://schemas.microsoft.com/office/word/2010/wordprocessingShape" mc:Ignorable="w14 w15 w16se wp14">
+<w:footnotes xmlns:wpc="http://schemas.microsoft.com/office/word/2010/wordprocessingCanvas" xmlns:cx="http://schemas.microsoft.com/office/drawing/2014/chartex" xmlns:cx1="http://schemas.microsoft.com/office/drawing/2015/9/8/chartex" xmlns:cx2="http://schemas.microsoft.com/office/drawing/2015/10/21/chartex" xmlns:cx3="http://schemas.microsoft.com/office/drawing/2016/5/9/chartex" xmlns:cx4="http://schemas.microsoft.com/office/drawing/2016/5/10/chartex" xmlns:cx5="http://schemas.microsoft.com/office/drawing/2016/5/11/chartex" xmlns:cx6="http://schemas.microsoft.com/office/drawing/2016/5/12/chartex" xmlns:cx7="http://schemas.microsoft.com/office/drawing/2016/5/13/chartex" xmlns:cx8="http://schemas.microsoft.com/office/drawing/2016/5/14/chartex" xmlns:mc="http://schemas.openxmlformats.org/markup-compatibility/2006" xmlns:aink="http://schemas.microsoft.com/office/drawing/2016/ink" xmlns:am3d="http://schemas.microsoft.com/office/drawing/2017/model3d" xmlns:o="urn:schemas-microsoft-com:office:office" xmlns:oel="http://schemas.microsoft.com/office/2019/extlst" xmlns:r="http://schemas.openxmlformats.org/officeDocument/2006/relationships" xmlns:m="http://schemas.openxmlformats.org/officeDocument/2006/math" xmlns:v="urn:schemas-microsoft-com:vml" xmlns:wp14="http://schemas.microsoft.com/office/word/2010/wordprocessingDrawing" xmlns:wp="http://schemas.openxmlformats.org/drawingml/2006/wordprocessingDrawing" xmlns:w10="urn:schemas-microsoft-com:office:word" xmlns:w="http://schemas.openxmlformats.org/wordprocessingml/2006/main" xmlns:w14="http://schemas.microsoft.com/office/word/2010/wordml" xmlns:w15="http://schemas.microsoft.com/office/word/2012/wordml" xmlns:w16cex="http://schemas.microsoft.com/office/word/2018/wordml/cex" xmlns:w16cid="http://schemas.microsoft.com/office/word/2016/wordml/cid" xmlns:w16="http://schemas.microsoft.com/office/word/2018/wordml" xmlns:w16du="http://schemas.microsoft.com/office/word/2023/wordml/word16du" xmlns:w16sdtdh="http://schemas.microsoft.com/office/word/2020/wordml/sdtdatahash" xmlns:w16sdtfl="http://schemas.microsoft.com/office/word/2024/wordml/sdtformatlock" xmlns:w16se="http://schemas.microsoft.com/office/word/2015/wordml/symex" xmlns:wpg="http://schemas.microsoft.com/office/word/2010/wordprocessingGroup" xmlns:wpi="http://schemas.microsoft.com/office/word/2010/wordprocessingInk" xmlns:wne="http://schemas.microsoft.com/office/word/2006/wordml" xmlns:wps="http://schemas.microsoft.com/office/word/2010/wordprocessingShape" mc:Ignorable="w14 w15 w16se w16cid w16 w16cex w16sdtdh w16sdtfl w16du wp14">
   <w:footnote w:type="separator" w:id="-1">
     <w:p>
       <w:r>
@@ -2574,7 +3320,7 @@
 </file>
 
 <file path=word/header1.xml><?xml version="1.0" encoding="utf-8"?>
-<w:hdr xmlns:wpc="http://schemas.microsoft.com/office/word/2010/wordprocessingCanvas" xmlns:cx="http://schemas.microsoft.com/office/drawing/2014/chartex" xmlns:cx1="http://schemas.microsoft.com/office/drawing/2015/9/8/chartex" xmlns:mc="http://schemas.openxmlformats.org/markup-compatibility/2006" xmlns:o="urn:schemas-microsoft-com:office:office" xmlns:r="http://schemas.openxmlformats.org/officeDocument/2006/relationships" xmlns:m="http://schemas.openxmlformats.org/officeDocument/2006/math" xmlns:v="urn:schemas-microsoft-com:vml" xmlns:wp14="http://schemas.microsoft.com/office/word/2010/wordprocessingDrawing" xmlns:wp="http://schemas.openxmlformats.org/drawingml/2006/wordprocessingDrawing" xmlns:w10="urn:schemas-microsoft-com:office:word" xmlns:w="http://schemas.openxmlformats.org/wordprocessingml/2006/main" xmlns:w14="http://schemas.microsoft.com/office/word/2010/wordml" xmlns:w15="http://schemas.microsoft.com/office/word/2012/wordml" xmlns:w16se="http://schemas.microsoft.com/office/word/2015/wordml/symex" xmlns:wpg="http://schemas.microsoft.com/office/word/2010/wordprocessingGroup" xmlns:wpi="http://schemas.microsoft.com/office/word/2010/wordprocessingInk" xmlns:wne="http://schemas.microsoft.com/office/word/2006/wordml" xmlns:wps="http://schemas.microsoft.com/office/word/2010/wordprocessingShape" mc:Ignorable="w14 w15 w16se wp14">
+<w:hdr xmlns:wpc="http://schemas.microsoft.com/office/word/2010/wordprocessingCanvas" xmlns:cx="http://schemas.microsoft.com/office/drawing/2014/chartex" xmlns:cx1="http://schemas.microsoft.com/office/drawing/2015/9/8/chartex" xmlns:cx2="http://schemas.microsoft.com/office/drawing/2015/10/21/chartex" xmlns:cx3="http://schemas.microsoft.com/office/drawing/2016/5/9/chartex" xmlns:cx4="http://schemas.microsoft.com/office/drawing/2016/5/10/chartex" xmlns:cx5="http://schemas.microsoft.com/office/drawing/2016/5/11/chartex" xmlns:cx6="http://schemas.microsoft.com/office/drawing/2016/5/12/chartex" xmlns:cx7="http://schemas.microsoft.com/office/drawing/2016/5/13/chartex" xmlns:cx8="http://schemas.microsoft.com/office/drawing/2016/5/14/chartex" xmlns:mc="http://schemas.openxmlformats.org/markup-compatibility/2006" xmlns:aink="http://schemas.microsoft.com/office/drawing/2016/ink" xmlns:am3d="http://schemas.microsoft.com/office/drawing/2017/model3d" xmlns:o="urn:schemas-microsoft-com:office:office" xmlns:oel="http://schemas.microsoft.com/office/2019/extlst" xmlns:r="http://schemas.openxmlformats.org/officeDocument/2006/relationships" xmlns:m="http://schemas.openxmlformats.org/officeDocument/2006/math" xmlns:v="urn:schemas-microsoft-com:vml" xmlns:wp14="http://schemas.microsoft.com/office/word/2010/wordprocessingDrawing" xmlns:wp="http://schemas.openxmlformats.org/drawingml/2006/wordprocessingDrawing" xmlns:w10="urn:schemas-microsoft-com:office:word" xmlns:w="http://schemas.openxmlformats.org/wordprocessingml/2006/main" xmlns:w14="http://schemas.microsoft.com/office/word/2010/wordml" xmlns:w15="http://schemas.microsoft.com/office/word/2012/wordml" xmlns:w16cex="http://schemas.microsoft.com/office/word/2018/wordml/cex" xmlns:w16cid="http://schemas.microsoft.com/office/word/2016/wordml/cid" xmlns:w16="http://schemas.microsoft.com/office/word/2018/wordml" xmlns:w16du="http://schemas.microsoft.com/office/word/2023/wordml/word16du" xmlns:w16sdtdh="http://schemas.microsoft.com/office/word/2020/wordml/sdtdatahash" xmlns:w16sdtfl="http://schemas.microsoft.com/office/word/2024/wordml/sdtformatlock" xmlns:w16se="http://schemas.microsoft.com/office/word/2015/wordml/symex" xmlns:wpg="http://schemas.microsoft.com/office/word/2010/wordprocessingGroup" xmlns:wpi="http://schemas.microsoft.com/office/word/2010/wordprocessingInk" xmlns:wne="http://schemas.microsoft.com/office/word/2006/wordml" xmlns:wps="http://schemas.microsoft.com/office/word/2010/wordprocessingShape" mc:Ignorable="w14 w15 w16se w16cid w16 w16cex w16sdtdh w16sdtfl w16du wp14">
   <w:p>
     <w:pPr>
       <w:pStyle w:val="Header"/>
@@ -2593,7 +3339,7 @@
 </file>
 
 <file path=word/header2.xml><?xml version="1.0" encoding="utf-8"?>
-<w:hdr xmlns:wpc="http://schemas.microsoft.com/office/word/2010/wordprocessingCanvas" xmlns:cx="http://schemas.microsoft.com/office/drawing/2014/chartex" xmlns:cx1="http://schemas.microsoft.com/office/drawing/2015/9/8/chartex" xmlns:mc="http://schemas.openxmlformats.org/markup-compatibility/2006" xmlns:o="urn:schemas-microsoft-com:office:office" xmlns:r="http://schemas.openxmlformats.org/officeDocument/2006/relationships" xmlns:m="http://schemas.openxmlformats.org/officeDocument/2006/math" xmlns:v="urn:schemas-microsoft-com:vml" xmlns:wp14="http://schemas.microsoft.com/office/word/2010/wordprocessingDrawing" xmlns:wp="http://schemas.openxmlformats.org/drawingml/2006/wordprocessingDrawing" xmlns:w10="urn:schemas-microsoft-com:office:word" xmlns:w="http://schemas.openxmlformats.org/wordprocessingml/2006/main" xmlns:w14="http://schemas.microsoft.com/office/word/2010/wordml" xmlns:w15="http://schemas.microsoft.com/office/word/2012/wordml" xmlns:w16se="http://schemas.microsoft.com/office/word/2015/wordml/symex" xmlns:wpg="http://schemas.microsoft.com/office/word/2010/wordprocessingGroup" xmlns:wpi="http://schemas.microsoft.com/office/word/2010/wordprocessingInk" xmlns:wne="http://schemas.microsoft.com/office/word/2006/wordml" xmlns:wps="http://schemas.microsoft.com/office/word/2010/wordprocessingShape" mc:Ignorable="w14 w15 w16se wp14">
+<w:hdr xmlns:wpc="http://schemas.microsoft.com/office/word/2010/wordprocessingCanvas" xmlns:cx="http://schemas.microsoft.com/office/drawing/2014/chartex" xmlns:cx1="http://schemas.microsoft.com/office/drawing/2015/9/8/chartex" xmlns:cx2="http://schemas.microsoft.com/office/drawing/2015/10/21/chartex" xmlns:cx3="http://schemas.microsoft.com/office/drawing/2016/5/9/chartex" xmlns:cx4="http://schemas.microsoft.com/office/drawing/2016/5/10/chartex" xmlns:cx5="http://schemas.microsoft.com/office/drawing/2016/5/11/chartex" xmlns:cx6="http://schemas.microsoft.com/office/drawing/2016/5/12/chartex" xmlns:cx7="http://schemas.microsoft.com/office/drawing/2016/5/13/chartex" xmlns:cx8="http://schemas.microsoft.com/office/drawing/2016/5/14/chartex" xmlns:mc="http://schemas.openxmlformats.org/markup-compatibility/2006" xmlns:aink="http://schemas.microsoft.com/office/drawing/2016/ink" xmlns:am3d="http://schemas.microsoft.com/office/drawing/2017/model3d" xmlns:o="urn:schemas-microsoft-com:office:office" xmlns:oel="http://schemas.microsoft.com/office/2019/extlst" xmlns:r="http://schemas.openxmlformats.org/officeDocument/2006/relationships" xmlns:m="http://schemas.openxmlformats.org/officeDocument/2006/math" xmlns:v="urn:schemas-microsoft-com:vml" xmlns:wp14="http://schemas.microsoft.com/office/word/2010/wordprocessingDrawing" xmlns:wp="http://schemas.openxmlformats.org/drawingml/2006/wordprocessingDrawing" xmlns:w10="urn:schemas-microsoft-com:office:word" xmlns:w="http://schemas.openxmlformats.org/wordprocessingml/2006/main" xmlns:w14="http://schemas.microsoft.com/office/word/2010/wordml" xmlns:w15="http://schemas.microsoft.com/office/word/2012/wordml" xmlns:w16cex="http://schemas.microsoft.com/office/word/2018/wordml/cex" xmlns:w16cid="http://schemas.microsoft.com/office/word/2016/wordml/cid" xmlns:w16="http://schemas.microsoft.com/office/word/2018/wordml" xmlns:w16du="http://schemas.microsoft.com/office/word/2023/wordml/word16du" xmlns:w16sdtdh="http://schemas.microsoft.com/office/word/2020/wordml/sdtdatahash" xmlns:w16sdtfl="http://schemas.microsoft.com/office/word/2024/wordml/sdtformatlock" xmlns:w16se="http://schemas.microsoft.com/office/word/2015/wordml/symex" xmlns:wpg="http://schemas.microsoft.com/office/word/2010/wordprocessingGroup" xmlns:wpi="http://schemas.microsoft.com/office/word/2010/wordprocessingInk" xmlns:wne="http://schemas.microsoft.com/office/word/2006/wordml" xmlns:wps="http://schemas.microsoft.com/office/word/2010/wordprocessingShape" mc:Ignorable="w14 w15 w16se w16cid w16 w16cex w16sdtdh w16sdtfl w16du wp14">
   <w:p>
     <w:pPr>
       <w:pStyle w:val="Header"/>
@@ -2611,7 +3357,7 @@
 </file>
 
 <file path=word/numbering.xml><?xml version="1.0" encoding="utf-8"?>
-<w:numbering xmlns:wpc="http://schemas.microsoft.com/office/word/2010/wordprocessingCanvas" xmlns:cx="http://schemas.microsoft.com/office/drawing/2014/chartex" xmlns:cx1="http://schemas.microsoft.com/office/drawing/2015/9/8/chartex" xmlns:mc="http://schemas.openxmlformats.org/markup-compatibility/2006" xmlns:o="urn:schemas-microsoft-com:office:office" xmlns:r="http://schemas.openxmlformats.org/officeDocument/2006/relationships" xmlns:m="http://schemas.openxmlformats.org/officeDocument/2006/math" xmlns:v="urn:schemas-microsoft-com:vml" xmlns:wp14="http://schemas.microsoft.com/office/word/2010/wordprocessingDrawing" xmlns:wp="http://schemas.openxmlformats.org/drawingml/2006/wordprocessingDrawing" xmlns:w10="urn:schemas-microsoft-com:office:word" xmlns:w="http://schemas.openxmlformats.org/wordprocessingml/2006/main" xmlns:w14="http://schemas.microsoft.com/office/word/2010/wordml" xmlns:w15="http://schemas.microsoft.com/office/word/2012/wordml" xmlns:w16se="http://schemas.microsoft.com/office/word/2015/wordml/symex" xmlns:wpg="http://schemas.microsoft.com/office/word/2010/wordprocessingGroup" xmlns:wpi="http://schemas.microsoft.com/office/word/2010/wordprocessingInk" xmlns:wne="http://schemas.microsoft.com/office/word/2006/wordml" xmlns:wps="http://schemas.microsoft.com/office/word/2010/wordprocessingShape" mc:Ignorable="w14 w15 w16se wp14">
+<w:numbering xmlns:wpc="http://schemas.microsoft.com/office/word/2010/wordprocessingCanvas" xmlns:cx="http://schemas.microsoft.com/office/drawing/2014/chartex" xmlns:cx1="http://schemas.microsoft.com/office/drawing/2015/9/8/chartex" xmlns:cx2="http://schemas.microsoft.com/office/drawing/2015/10/21/chartex" xmlns:cx3="http://schemas.microsoft.com/office/drawing/2016/5/9/chartex" xmlns:cx4="http://schemas.microsoft.com/office/drawing/2016/5/10/chartex" xmlns:cx5="http://schemas.microsoft.com/office/drawing/2016/5/11/chartex" xmlns:cx6="http://schemas.microsoft.com/office/drawing/2016/5/12/chartex" xmlns:cx7="http://schemas.microsoft.com/office/drawing/2016/5/13/chartex" xmlns:cx8="http://schemas.microsoft.com/office/drawing/2016/5/14/chartex" xmlns:mc="http://schemas.openxmlformats.org/markup-compatibility/2006" xmlns:aink="http://schemas.microsoft.com/office/drawing/2016/ink" xmlns:am3d="http://schemas.microsoft.com/office/drawing/2017/model3d" xmlns:o="urn:schemas-microsoft-com:office:office" xmlns:oel="http://schemas.microsoft.com/office/2019/extlst" xmlns:r="http://schemas.openxmlformats.org/officeDocument/2006/relationships" xmlns:m="http://schemas.openxmlformats.org/officeDocument/2006/math" xmlns:v="urn:schemas-microsoft-com:vml" xmlns:wp14="http://schemas.microsoft.com/office/word/2010/wordprocessingDrawing" xmlns:wp="http://schemas.openxmlformats.org/drawingml/2006/wordprocessingDrawing" xmlns:w10="urn:schemas-microsoft-com:office:word" xmlns:w="http://schemas.openxmlformats.org/wordprocessingml/2006/main" xmlns:w14="http://schemas.microsoft.com/office/word/2010/wordml" xmlns:w15="http://schemas.microsoft.com/office/word/2012/wordml" xmlns:w16cex="http://schemas.microsoft.com/office/word/2018/wordml/cex" xmlns:w16cid="http://schemas.microsoft.com/office/word/2016/wordml/cid" xmlns:w16="http://schemas.microsoft.com/office/word/2018/wordml" xmlns:w16du="http://schemas.microsoft.com/office/word/2023/wordml/word16du" xmlns:w16sdtdh="http://schemas.microsoft.com/office/word/2020/wordml/sdtdatahash" xmlns:w16sdtfl="http://schemas.microsoft.com/office/word/2024/wordml/sdtformatlock" xmlns:w16se="http://schemas.microsoft.com/office/word/2015/wordml/symex" xmlns:wpg="http://schemas.microsoft.com/office/word/2010/wordprocessingGroup" xmlns:wpi="http://schemas.microsoft.com/office/word/2010/wordprocessingInk" xmlns:wne="http://schemas.microsoft.com/office/word/2006/wordml" xmlns:wps="http://schemas.microsoft.com/office/word/2010/wordprocessingShape" mc:Ignorable="w14 w15 w16se w16cid w16 w16cex w16sdtdh w16sdtfl w16du wp14">
   <w:abstractNum w:abstractNumId="0" w15:restartNumberingAfterBreak="0">
     <w:nsid w:val="0C9C5F26"/>
     <w:multiLevelType w:val="hybridMultilevel"/>
@@ -3372,6 +4118,95 @@
     </w:lvl>
   </w:abstractNum>
   <w:abstractNum w:abstractNumId="8" w15:restartNumberingAfterBreak="0">
+    <w:nsid w:val="61CA58B9"/>
+    <w:multiLevelType w:val="hybridMultilevel"/>
+    <w:tmpl w:val="1800FD98"/>
+    <w:lvl w:ilvl="0" w:tplc="F8B6F9BA">
+      <w:start w:val="1"/>
+      <w:numFmt w:val="upperLetter"/>
+      <w:lvlText w:val="%1."/>
+      <w:lvlJc w:val="left"/>
+      <w:pPr>
+        <w:ind w:left="1440" w:hanging="720"/>
+      </w:pPr>
+      <w:rPr>
+        <w:rFonts w:hint="default"/>
+      </w:rPr>
+    </w:lvl>
+    <w:lvl w:ilvl="1" w:tplc="04090019" w:tentative="1">
+      <w:start w:val="1"/>
+      <w:numFmt w:val="lowerLetter"/>
+      <w:lvlText w:val="%2."/>
+      <w:lvlJc w:val="left"/>
+      <w:pPr>
+        <w:ind w:left="1800" w:hanging="360"/>
+      </w:pPr>
+    </w:lvl>
+    <w:lvl w:ilvl="2" w:tplc="0409001B" w:tentative="1">
+      <w:start w:val="1"/>
+      <w:numFmt w:val="lowerRoman"/>
+      <w:lvlText w:val="%3."/>
+      <w:lvlJc w:val="right"/>
+      <w:pPr>
+        <w:ind w:left="2520" w:hanging="180"/>
+      </w:pPr>
+    </w:lvl>
+    <w:lvl w:ilvl="3" w:tplc="0409000F" w:tentative="1">
+      <w:start w:val="1"/>
+      <w:numFmt w:val="decimal"/>
+      <w:lvlText w:val="%4."/>
+      <w:lvlJc w:val="left"/>
+      <w:pPr>
+        <w:ind w:left="3240" w:hanging="360"/>
+      </w:pPr>
+    </w:lvl>
+    <w:lvl w:ilvl="4" w:tplc="04090019" w:tentative="1">
+      <w:start w:val="1"/>
+      <w:numFmt w:val="lowerLetter"/>
+      <w:lvlText w:val="%5."/>
+      <w:lvlJc w:val="left"/>
+      <w:pPr>
+        <w:ind w:left="3960" w:hanging="360"/>
+      </w:pPr>
+    </w:lvl>
+    <w:lvl w:ilvl="5" w:tplc="0409001B" w:tentative="1">
+      <w:start w:val="1"/>
+      <w:numFmt w:val="lowerRoman"/>
+      <w:lvlText w:val="%6."/>
+      <w:lvlJc w:val="right"/>
+      <w:pPr>
+        <w:ind w:left="4680" w:hanging="180"/>
+      </w:pPr>
+    </w:lvl>
+    <w:lvl w:ilvl="6" w:tplc="0409000F" w:tentative="1">
+      <w:start w:val="1"/>
+      <w:numFmt w:val="decimal"/>
+      <w:lvlText w:val="%7."/>
+      <w:lvlJc w:val="left"/>
+      <w:pPr>
+        <w:ind w:left="5400" w:hanging="360"/>
+      </w:pPr>
+    </w:lvl>
+    <w:lvl w:ilvl="7" w:tplc="04090019" w:tentative="1">
+      <w:start w:val="1"/>
+      <w:numFmt w:val="lowerLetter"/>
+      <w:lvlText w:val="%8."/>
+      <w:lvlJc w:val="left"/>
+      <w:pPr>
+        <w:ind w:left="6120" w:hanging="360"/>
+      </w:pPr>
+    </w:lvl>
+    <w:lvl w:ilvl="8" w:tplc="0409001B" w:tentative="1">
+      <w:start w:val="1"/>
+      <w:numFmt w:val="lowerRoman"/>
+      <w:lvlText w:val="%9."/>
+      <w:lvlJc w:val="right"/>
+      <w:pPr>
+        <w:ind w:left="6840" w:hanging="180"/>
+      </w:pPr>
+    </w:lvl>
+  </w:abstractNum>
+  <w:abstractNum w:abstractNumId="9" w15:restartNumberingAfterBreak="0">
     <w:nsid w:val="6ED83147"/>
     <w:multiLevelType w:val="hybridMultilevel"/>
     <w:tmpl w:val="D7488A04"/>
@@ -3460,7 +4295,7 @@
       </w:pPr>
     </w:lvl>
   </w:abstractNum>
-  <w:abstractNum w:abstractNumId="9" w15:restartNumberingAfterBreak="0">
+  <w:abstractNum w:abstractNumId="10" w15:restartNumberingAfterBreak="0">
     <w:nsid w:val="73717CA3"/>
     <w:multiLevelType w:val="hybridMultilevel"/>
     <w:tmpl w:val="7C206530"/>
@@ -3602,7 +4437,7 @@
       </w:rPr>
     </w:lvl>
   </w:abstractNum>
-  <w:abstractNum w:abstractNumId="10" w15:restartNumberingAfterBreak="0">
+  <w:abstractNum w:abstractNumId="11" w15:restartNumberingAfterBreak="0">
     <w:nsid w:val="7A60039F"/>
     <w:multiLevelType w:val="hybridMultilevel"/>
     <w:tmpl w:val="23666854"/>
@@ -3691,7 +4526,7 @@
       </w:pPr>
     </w:lvl>
   </w:abstractNum>
-  <w:abstractNum w:abstractNumId="11" w15:restartNumberingAfterBreak="0">
+  <w:abstractNum w:abstractNumId="12" w15:restartNumberingAfterBreak="0">
     <w:nsid w:val="7F775D38"/>
     <w:multiLevelType w:val="hybridMultilevel"/>
     <w:tmpl w:val="261C4D84"/>
@@ -3781,47 +4616,50 @@
       </w:pPr>
     </w:lvl>
   </w:abstractNum>
-  <w:num w:numId="1">
-    <w:abstractNumId w:val="8"/>
+  <w:num w:numId="1" w16cid:durableId="852185027">
+    <w:abstractNumId w:val="9"/>
   </w:num>
-  <w:num w:numId="2">
+  <w:num w:numId="2" w16cid:durableId="1435902201">
     <w:abstractNumId w:val="5"/>
   </w:num>
-  <w:num w:numId="3">
+  <w:num w:numId="3" w16cid:durableId="1025592262">
+    <w:abstractNumId w:val="11"/>
+  </w:num>
+  <w:num w:numId="4" w16cid:durableId="578368219">
+    <w:abstractNumId w:val="4"/>
+  </w:num>
+  <w:num w:numId="5" w16cid:durableId="1343045774">
+    <w:abstractNumId w:val="0"/>
+  </w:num>
+  <w:num w:numId="6" w16cid:durableId="12003064">
+    <w:abstractNumId w:val="1"/>
+  </w:num>
+  <w:num w:numId="7" w16cid:durableId="972565715">
+    <w:abstractNumId w:val="2"/>
+  </w:num>
+  <w:num w:numId="8" w16cid:durableId="1041831640">
     <w:abstractNumId w:val="10"/>
   </w:num>
-  <w:num w:numId="4">
-    <w:abstractNumId w:val="4"/>
+  <w:num w:numId="9" w16cid:durableId="1788967442">
+    <w:abstractNumId w:val="12"/>
   </w:num>
-  <w:num w:numId="5">
-    <w:abstractNumId w:val="0"/>
-  </w:num>
-  <w:num w:numId="6">
-    <w:abstractNumId w:val="1"/>
-  </w:num>
-  <w:num w:numId="7">
-    <w:abstractNumId w:val="2"/>
-  </w:num>
-  <w:num w:numId="8">
-    <w:abstractNumId w:val="9"/>
-  </w:num>
-  <w:num w:numId="9">
-    <w:abstractNumId w:val="11"/>
-  </w:num>
-  <w:num w:numId="10">
+  <w:num w:numId="10" w16cid:durableId="1531382661">
     <w:abstractNumId w:val="6"/>
   </w:num>
-  <w:num w:numId="11">
+  <w:num w:numId="11" w16cid:durableId="1132946309">
     <w:abstractNumId w:val="7"/>
   </w:num>
-  <w:num w:numId="12">
+  <w:num w:numId="12" w16cid:durableId="1902210159">
     <w:abstractNumId w:val="3"/>
+  </w:num>
+  <w:num w:numId="13" w16cid:durableId="800149188">
+    <w:abstractNumId w:val="8"/>
   </w:num>
 </w:numbering>
 </file>
 
 <file path=word/styles.xml><?xml version="1.0" encoding="utf-8"?>
-<w:styles xmlns:mc="http://schemas.openxmlformats.org/markup-compatibility/2006" xmlns:r="http://schemas.openxmlformats.org/officeDocument/2006/relationships" xmlns:w="http://schemas.openxmlformats.org/wordprocessingml/2006/main" xmlns:w14="http://schemas.microsoft.com/office/word/2010/wordml" xmlns:w15="http://schemas.microsoft.com/office/word/2012/wordml" xmlns:w16se="http://schemas.microsoft.com/office/word/2015/wordml/symex" mc:Ignorable="w14 w15 w16se">
+<w:styles xmlns:mc="http://schemas.openxmlformats.org/markup-compatibility/2006" xmlns:r="http://schemas.openxmlformats.org/officeDocument/2006/relationships" xmlns:w="http://schemas.openxmlformats.org/wordprocessingml/2006/main" xmlns:w14="http://schemas.microsoft.com/office/word/2010/wordml" xmlns:w15="http://schemas.microsoft.com/office/word/2012/wordml" xmlns:w16cex="http://schemas.microsoft.com/office/word/2018/wordml/cex" xmlns:w16cid="http://schemas.microsoft.com/office/word/2016/wordml/cid" xmlns:w16="http://schemas.microsoft.com/office/word/2018/wordml" xmlns:w16du="http://schemas.microsoft.com/office/word/2023/wordml/word16du" xmlns:w16sdtdh="http://schemas.microsoft.com/office/word/2020/wordml/sdtdatahash" xmlns:w16sdtfl="http://schemas.microsoft.com/office/word/2024/wordml/sdtformatlock" xmlns:w16se="http://schemas.microsoft.com/office/word/2015/wordml/symex" mc:Ignorable="w14 w15 w16se w16cid w16 w16cex w16sdtdh w16sdtfl w16du">
   <w:docDefaults>
     <w:rPrDefault>
       <w:rPr>
@@ -3833,7 +4671,7 @@
     </w:rPrDefault>
     <w:pPrDefault/>
   </w:docDefaults>
-  <w:latentStyles w:defLockedState="0" w:defUIPriority="99" w:defSemiHidden="0" w:defUnhideWhenUsed="0" w:defQFormat="0" w:count="371">
+  <w:latentStyles w:defLockedState="0" w:defUIPriority="99" w:defSemiHidden="0" w:defUnhideWhenUsed="0" w:defQFormat="0" w:count="376">
     <w:lsdException w:name="Normal" w:uiPriority="0" w:qFormat="1"/>
     <w:lsdException w:name="heading 1" w:uiPriority="9" w:qFormat="1"/>
     <w:lsdException w:name="heading 2" w:semiHidden="1" w:uiPriority="9" w:unhideWhenUsed="1" w:qFormat="1"/>
@@ -4196,11 +5034,16 @@
     <w:lsdException w:name="List Table 5 Dark Accent 6" w:uiPriority="50"/>
     <w:lsdException w:name="List Table 6 Colorful Accent 6" w:uiPriority="51"/>
     <w:lsdException w:name="List Table 7 Colorful Accent 6" w:uiPriority="52"/>
+    <w:lsdException w:name="Mention" w:semiHidden="1" w:unhideWhenUsed="1"/>
+    <w:lsdException w:name="Smart Hyperlink" w:semiHidden="1" w:unhideWhenUsed="1"/>
+    <w:lsdException w:name="Hashtag" w:semiHidden="1" w:unhideWhenUsed="1"/>
+    <w:lsdException w:name="Unresolved Mention" w:semiHidden="1" w:unhideWhenUsed="1"/>
+    <w:lsdException w:name="Smart Link" w:semiHidden="1" w:unhideWhenUsed="1"/>
   </w:latentStyles>
   <w:style w:type="paragraph" w:default="1" w:styleId="Normal">
     <w:name w:val="Normal"/>
     <w:qFormat/>
-    <w:rsid w:val="006B5292"/>
+    <w:rsid w:val="006B7B5B"/>
     <w:rPr>
       <w:rFonts w:ascii="Times New Roman" w:eastAsia="Times New Roman" w:hAnsi="Times New Roman" w:cs="Times New Roman"/>
     </w:rPr>
